--- a/docs/marketing/Groundwork-Marketing-Guide.docx
+++ b/docs/marketing/Groundwork-Marketing-Guide.docx
@@ -71,7 +71,7 @@
           <w:sz w:val="17"/>
           <w:szCs w:val="17"/>
         </w:rPr>
-        <w:t xml:space="preserve">For school partnerships, parent comms, and student-facing copy   ·   Evidence checked September 2026</w:t>
+        <w:t xml:space="preserve">For school partnerships, parent comms, and student-facing copy   ·   Product facts updated October 2026   ·   Evidence checked September 2026</w:t>
       </w:r>
     </w:p>
     <w:p>
@@ -161,7 +161,7 @@
           <w:sz w:val="20"/>
           <w:szCs w:val="20"/>
         </w:rPr>
-        <w:t xml:space="preserve">One big question each, five steps per mission: four reflective activities of 8–15 minutes, then a challenge carried through a week. Twenty steps in all.</w:t>
+        <w:t xml:space="preserve">One big question each: four or five reflective steps of 2–15 minutes, then a challenge carried through a week. Twenty-two steps in all, starting with a two-minute look at the story so far. Each mission also has an optional conversation with someone in the student's life.</w:t>
       </w:r>
     </w:p>
     <w:p>
@@ -192,7 +192,7 @@
           <w:sz w:val="20"/>
           <w:szCs w:val="20"/>
         </w:rPr>
-        <w:t xml:space="preserve">One question a week and one thing to actually do. Ends in the Character Code — five to seven commitments the student writes and keeps.</w:t>
+        <w:t xml:space="preserve">One question a week and one thing to actually do. Ends in the Character Code — the student's story in one sentence, then five to seven commitments they write and keep.</w:t>
       </w:r>
     </w:p>
     <w:p>
@@ -511,7 +511,7 @@
                 <w:sz w:val="19"/>
                 <w:szCs w:val="19"/>
               </w:rPr>
-              <w:t xml:space="preserve">Missions 1 and 4 — strengths, values, the future self</w:t>
+              <w:t xml:space="preserve">Missions 1 and 4 — the story so far, strengths, values, the future self</w:t>
             </w:r>
           </w:p>
         </w:tc>
@@ -790,7 +790,7 @@
           <w:sz w:val="20"/>
           <w:szCs w:val="20"/>
         </w:rPr>
-        <w:t xml:space="preserve">The missions run explore → commit → integrate, the same progression Marcia used to operationalise Erikson's adolescent identity stage (refs 1, 2). Mission 4 asks “what kind of life do I want?” — a question that produces fantasy from a student who hasn't done Mission 1, and a decision from one who has. Durlak and colleagues' meta-analysis of 213 school SEL programmes found outcomes were moderated by whether the programme used sequenced, active, focused and explicit practice — dosage and order, not content alone, separated the programmes that worked (ref 3).</w:t>
+        <w:t xml:space="preserve">The missions move from exploring, to committing, to joining it all up — built on exploration and commitment, the two dimensions Marcia used to operationalise Erikson's adolescent identity stage (refs 1, 2). Mission 4 asks “what kind of life do I want?” — a question that produces fantasy from a student who hasn't done Mission 1, and a decision from one who has. Durlak and colleagues' meta-analysis of 213 school SEL programmes found outcomes were moderated by whether the programme used sequenced, active, focused and explicit practice — dosage and order, not content alone, separated the programmes that worked (ref 3).</w:t>
       </w:r>
     </w:p>
     <w:p>
@@ -852,7 +852,7 @@
           <w:sz w:val="20"/>
           <w:szCs w:val="20"/>
         </w:rPr>
-        <w:t xml:space="preserve">Week 1 displays the strengths Mission 1 mapped and asks which five the student wants at 25. Week 2 lays out their chosen values and asks for the behaviour that proves each. Week 8 builds on the Support Circle. The weeks don't reference the missions politely — several cannot be completed without them. Completion isn't enforced by nagging; it's enforced by the material being genuinely needed at the point it's needed.</w:t>
+        <w:t xml:space="preserve">Week 1 displays the strengths Mission 1 mapped and asks which five the student wants at 25. Week 2 lays out their chosen values and asks for the behaviour that proves each. Week 8 builds on Mission 3's map of who shaped them. The weeks don't reference the missions politely — several cannot be completed without them. Completion isn't enforced by nagging; it's enforced by the material being genuinely needed at the point it's needed.</w:t>
       </w:r>
     </w:p>
     <w:p>
@@ -883,7 +883,7 @@
           <w:sz w:val="20"/>
           <w:szCs w:val="20"/>
         </w:rPr>
-        <w:t xml:space="preserve">The Character Code — five to seven commitments written in the present tense as things the student </w:t>
+        <w:t xml:space="preserve">The Character Code is week 10: the student's story in one sentence — because of where they've come from, who they are, where they're heading — then five to seven commitments written in the present tense as things they </w:t>
       </w:r>
       <w:r>
         <w:rPr>
@@ -894,7 +894,7 @@
           <w:sz w:val="20"/>
           <w:szCs w:val="20"/>
         </w:rPr>
-        <w:t xml:space="preserve">does</w:t>
+        <w:t xml:space="preserve">do</w:t>
       </w:r>
       <w:r>
         <w:rPr>
@@ -903,7 +903,7 @@
           <w:sz w:val="20"/>
           <w:szCs w:val="20"/>
         </w:rPr>
-        <w:t xml:space="preserve"> — is week 10. It is the artefact a parent can be shown and a student can be held to, and there is no partial version of it. Nine weeks of work produce no Code.</w:t>
+        <w:t xml:space="preserve">. It is the artefact a parent can be shown and a student can be held to, and there is no partial version of it. Nine weeks of work produce no Code.</w:t>
       </w:r>
     </w:p>
     <w:p>
@@ -934,7 +934,7 @@
           <w:sz w:val="20"/>
           <w:szCs w:val="20"/>
         </w:rPr>
-        <w:t xml:space="preserve">Revisits let a student reopen something they wrote months earlier, read it whole, and answer one question: has this changed? There is no comparison to other students and no score. But a revisit needs something to revisit — spacing is set at a minimum of fourteen days precisely because nothing much changes in a week. A student who completes builds the archive that makes year two of the product work. One who dabbles has nothing to come back to.</w:t>
+        <w:t xml:space="preserve">Revisits let a student reopen something they wrote months earlier, read it whole, and say what has changed — for the story steps, what they would add to their story now. There is no comparison to other students and no score. But a revisit needs something to revisit — spacing is set at a minimum of fourteen days precisely because nothing much changes in a week. A student who completes builds the archive that makes year two of the product work. One who dabbles has nothing to come back to.</w:t>
       </w:r>
     </w:p>
     <w:p>
@@ -1018,7 +1018,7 @@
           <w:sz w:val="26"/>
           <w:szCs w:val="26"/>
         </w:rPr>
-        <w:t xml:space="preserve">What am I actually like?</w:t>
+        <w:t xml:space="preserve">Who am I?</w:t>
       </w:r>
     </w:p>
     <w:p>
@@ -1034,7 +1034,7 @@
           <w:sz w:val="19"/>
           <w:szCs w:val="19"/>
         </w:rPr>
-        <w:t xml:space="preserve">Strengths, values, the mask, the letter</w:t>
+        <w:t xml:space="preserve">The story so far, strengths, values, the mask, the letter</w:t>
       </w:r>
       <w:r>
         <w:rPr>
@@ -1123,7 +1123,7 @@
                 <w:sz w:val="19"/>
                 <w:szCs w:val="19"/>
               </w:rPr>
-              <w:t xml:space="preserve">A ranked set of signature strengths and five named values</w:t>
+              <w:t xml:space="preserve">The chapters of their story so far, a snapshot of their signature strengths, and five named values</w:t>
             </w:r>
             <w:r>
               <w:rPr>
@@ -1260,7 +1260,7 @@
                 <w:sz w:val="19"/>
                 <w:szCs w:val="19"/>
               </w:rPr>
-              <w:t xml:space="preserve">Built on the VIA classification of character strengths (ref 5). Acting from self-endorsed rather than externally pressured values is one of the most replicated findings in motivation research (ref 6). The mask activity draws on self-monitoring: some gap is healthy, a large one tracks with anxiety (ref 7).</w:t>
+              <w:t xml:space="preserve">Built on the VIA classification of character strengths (ref 5). Acting from self-endorsed rather than externally pressured values is one of the most replicated findings in motivation research (ref 6). The mask activity draws on self-monitoring: some gap is healthy, a large one tracks with anxiety (ref 7). The opening step starts the life story that narrative-identity research describes (ref 13).</w:t>
             </w:r>
           </w:p>
         </w:tc>
@@ -1812,7 +1812,7 @@
                 <w:sz w:val="19"/>
                 <w:szCs w:val="19"/>
               </w:rPr>
-              <w:t xml:space="preserve">Social identity theory on group membership as a pillar of self (ref 11). Putnam's bridging-versus-bonding distinction underwrites the cross-difference activity (ref 12). McAdams: people who can say who shaped them hold a more coherent identity (ref 13). A brief belonging intervention halved a three-year GPA gap and improved self-reported health (ref 14).</w:t>
+              <w:t xml:space="preserve">Social identity theory on group membership as a pillar of self (ref 11). Putnam's bridging-versus-bonding distinction underwrites the cross-difference activity (ref 12). McAdams: people who can say who shaped them hold a more coherent identity (ref 13). A brief belonging intervention halved a three-year GPA gap and improved self-reported health (ref 14). Its optional conversation asks an older relative where the family comes from: young people who know more of their family's stories report higher self-esteem and a stronger sense of control over their lives (ref 24).</w:t>
             </w:r>
           </w:p>
         </w:tc>
@@ -1862,7 +1862,7 @@
           <w:sz w:val="19"/>
           <w:szCs w:val="19"/>
         </w:rPr>
-        <w:t xml:space="preserve">Future self, digital self, the through-line, the cost</w:t>
+        <w:t xml:space="preserve">Where you've come from, future self, digital self, the through-line, the cost</w:t>
       </w:r>
       <w:r>
         <w:rPr>
@@ -1951,7 +1951,7 @@
                 <w:sz w:val="19"/>
                 <w:szCs w:val="19"/>
               </w:rPr>
-              <w:t xml:space="preserve">A concrete, dated picture of a specific ordinary day in their future</w:t>
+              <w:t xml:space="preserve">A sorted account of what family and culture handed them — keep, rework or leave — and a concrete picture of an ordinary day in their future</w:t>
             </w:r>
             <w:r>
               <w:rPr>
@@ -1960,7 +1960,7 @@
                 <w:sz w:val="19"/>
                 <w:szCs w:val="19"/>
               </w:rPr>
-              <w:t xml:space="preserve"> — and a written answer to what they would trade for it.</w:t>
+              <w:t xml:space="preserve">, with a written answer to what they would trade for it.</w:t>
             </w:r>
           </w:p>
         </w:tc>
@@ -2024,7 +2024,7 @@
                 <w:sz w:val="19"/>
                 <w:szCs w:val="19"/>
               </w:rPr>
-              <w:t xml:space="preserve">Turns “what do you want to do after school?” from a question that produces panic into one that produces a sentence. Especially load-bearing for Year 12.</w:t>
+              <w:t xml:space="preserve">Turns “what do you want to do after school?” from a question that produces panic into one that produces a sentence. Especially load-bearing for Year 12, who also get Your Next Chapter: the version of next year they're hoping for, the one they'd rather avoid, a step for each, and a conversation with someone already doing it.</w:t>
             </w:r>
           </w:p>
         </w:tc>
@@ -2088,7 +2088,7 @@
                 <w:sz w:val="19"/>
                 <w:szCs w:val="19"/>
               </w:rPr>
-              <w:t xml:space="preserve">Possible-selves research: vague future selves do almost nothing, specific ones move behaviour (ref 15). A possible-selves intervention with low-income Year 8 students improved grades, test scores and attendance and reduced misbehaviour, sustained over two years (ref 16).</w:t>
+              <w:t xml:space="preserve">Possible-selves research: vague future selves do almost nothing, specific ones move behaviour (ref 15). A possible-selves intervention with low-income Year 8 students improved grades, test scores and attendance and reduced misbehaviour, sustained over two years (ref 16). The opening step is Erikson's: identity forms as a young person sorts what they were handed, keeping some, reworking some and setting some down (ref 1).</w:t>
             </w:r>
           </w:p>
         </w:tc>
@@ -3215,7 +3215,7 @@
                 <w:sz w:val="18"/>
                 <w:szCs w:val="18"/>
               </w:rPr>
-              <w:t xml:space="preserve">Writes the Character Code: five to seven commitments for the year ahead, in the present tense, as things they do.</w:t>
+              <w:t xml:space="preserve">Writes the Character Code: their story in one sentence, then five to seven commitments for the year ahead, in the present tense, as things they do.</w:t>
             </w:r>
           </w:p>
         </w:tc>
@@ -3234,7 +3234,7 @@
           <w:sz w:val="17"/>
           <w:szCs w:val="17"/>
         </w:rPr>
-        <w:t xml:space="preserve">Weeks 1, 2, 3, 4 and 8 build directly on saved mission work.</w:t>
+        <w:t xml:space="preserve">Every week except week 7 builds directly on saved mission work.</w:t>
       </w:r>
     </w:p>
     <w:p>
@@ -4989,7 +4989,102 @@
                 <w:sz w:val="18"/>
                 <w:szCs w:val="18"/>
               </w:rPr>
-              <w:t xml:space="preserve">It adapts on two real axes — identity processing style set at onboarding, and year level, which decides whether the missions or the weekly cadence leads. Describe those two things specifically. “Personalised” unqualified implies an adaptive engine that isn't there. (ref 24)</w:t>
+              <w:t xml:space="preserve">It adapts on one real axis: life stage, chosen at onboarding (Year 7–9, 10–11 or 12, just left school, or a few years out). That changes the examples, and for Year 12 and school leavers it puts next-year planning first. Everyone starts with Mission 1. Describe that specifically. “Personalised” unqualified implies an adaptive engine that isn't there.</w:t>
+            </w:r>
+          </w:p>
+        </w:tc>
+      </w:tr>
+      <w:tr>
+        <w:tc>
+          <w:tcPr>
+            <w:tcW w:type="dxa" w:w="1250"/>
+            <w:tcBorders>
+              <w:top w:val="single" w:color="DCDCD4" w:sz="4"/>
+              <w:left w:val="single" w:color="DCDCD4" w:sz="4"/>
+              <w:bottom w:val="single" w:color="DCDCD4" w:sz="4"/>
+              <w:right w:val="single" w:color="DCDCD4" w:sz="4"/>
+            </w:tcBorders>
+            <w:tcMar>
+              <w:top w:type="dxa" w:w="110"/>
+              <w:left w:type="dxa" w:w="140"/>
+              <w:bottom w:type="dxa" w:w="110"/>
+              <w:right w:type="dxa" w:w="140"/>
+            </w:tcMar>
+          </w:tcPr>
+          <w:p>
+            <w:pPr>
+              <w:spacing w:line="264"/>
+            </w:pPr>
+            <w:r>
+              <w:rPr>
+                <w:rFonts w:ascii="Calibri" w:cs="Calibri" w:eastAsia="Calibri" w:hAnsi="Calibri"/>
+                <w:color w:val="17222E"/>
+                <w:sz w:val="18"/>
+                <w:szCs w:val="18"/>
+              </w:rPr>
+              <w:t xml:space="preserve">CAREFULLY</w:t>
+            </w:r>
+          </w:p>
+        </w:tc>
+        <w:tc>
+          <w:tcPr>
+            <w:tcW w:type="dxa" w:w="3376"/>
+            <w:tcBorders>
+              <w:top w:val="single" w:color="DCDCD4" w:sz="4"/>
+              <w:left w:val="single" w:color="DCDCD4" w:sz="4"/>
+              <w:bottom w:val="single" w:color="DCDCD4" w:sz="4"/>
+              <w:right w:val="single" w:color="DCDCD4" w:sz="4"/>
+            </w:tcBorders>
+            <w:tcMar>
+              <w:top w:type="dxa" w:w="110"/>
+              <w:left w:type="dxa" w:w="140"/>
+              <w:bottom w:type="dxa" w:w="110"/>
+              <w:right w:type="dxa" w:w="140"/>
+            </w:tcMar>
+          </w:tcPr>
+          <w:p>
+            <w:pPr>
+              <w:spacing w:line="264"/>
+            </w:pPr>
+            <w:r>
+              <w:rPr>
+                <w:rFonts w:ascii="Calibri" w:cs="Calibri" w:eastAsia="Calibri" w:hAnsi="Calibri"/>
+                <w:color w:val="4E5A66"/>
+                <w:sz w:val="18"/>
+                <w:szCs w:val="18"/>
+              </w:rPr>
+              <w:t xml:space="preserve">“Students get to see whether it's made a difference to them.”</w:t>
+            </w:r>
+          </w:p>
+        </w:tc>
+        <w:tc>
+          <w:tcPr>
+            <w:tcW w:type="dxa" w:w="4400"/>
+            <w:tcBorders>
+              <w:top w:val="single" w:color="DCDCD4" w:sz="4"/>
+              <w:left w:val="single" w:color="DCDCD4" w:sz="4"/>
+              <w:bottom w:val="single" w:color="DCDCD4" w:sz="4"/>
+              <w:right w:val="single" w:color="DCDCD4" w:sz="4"/>
+            </w:tcBorders>
+            <w:tcMar>
+              <w:top w:type="dxa" w:w="110"/>
+              <w:left w:type="dxa" w:w="140"/>
+              <w:bottom w:type="dxa" w:w="110"/>
+              <w:right w:type="dxa" w:w="140"/>
+            </w:tcMar>
+          </w:tcPr>
+          <w:p>
+            <w:pPr>
+              <w:spacing w:line="264"/>
+            </w:pPr>
+            <w:r>
+              <w:rPr>
+                <w:rFonts w:ascii="Calibri" w:cs="Calibri" w:eastAsia="Calibri" w:hAnsi="Calibri"/>
+                <w:color w:val="4E5A66"/>
+                <w:sz w:val="18"/>
+                <w:szCs w:val="18"/>
+              </w:rPr>
+              <w:t xml:space="preserve">A nine-question check-in at the start and again ten weeks later shows each student their own change. The questions are Groundwork's own wording, not a validated scale, and answers are only shown back to the student — they are not counted in totals without ethics review and consent. Never quote check-in results as evidence that Groundwork works.</w:t>
             </w:r>
           </w:p>
         </w:tc>
@@ -5437,7 +5532,7 @@
           <w:sz w:val="20"/>
           <w:szCs w:val="20"/>
         </w:rPr>
-        <w:t xml:space="preserve"> Self-guided, twenty mission steps plus a weekly cadence, at the student's pace.</w:t>
+        <w:t xml:space="preserve"> Self-guided, twenty-two mission steps plus a weekly cadence, at the student's pace.</w:t>
       </w:r>
     </w:p>
     <w:p>
@@ -5467,7 +5562,7 @@
           <w:sz w:val="20"/>
           <w:szCs w:val="20"/>
         </w:rPr>
-        <w:t xml:space="preserve"> Years 7–9 lead with the weekly programme; Years 10–11 lead with missions; Year 12 leads with missions then next-year planning.</w:t>
+        <w:t xml:space="preserve"> Everyone starts with Mission 1, then the weeks run one at a time. Examples change with life stage, and Year 12s and school leavers get next-year planning — Your Next Chapter, pathways and goals — first.</w:t>
       </w:r>
     </w:p>
     <w:p>
@@ -5664,7 +5759,7 @@
           <w:sz w:val="20"/>
           <w:szCs w:val="20"/>
         </w:rPr>
-        <w:t xml:space="preserve"> Onboarding asks them to name a trusted adult; week 8 asks them to name two adults worth learning from and go and spend time with them.</w:t>
+        <w:t xml:space="preserve"> Each mission has an optional conversation — what they were like as a kid, where the family comes from, how you chose your path — and week 8 asks them to name two adults worth learning from and go and spend time with them.</w:t>
       </w:r>
     </w:p>
     <w:p>
@@ -5694,7 +5789,7 @@
           <w:sz w:val="20"/>
           <w:szCs w:val="20"/>
         </w:rPr>
-        <w:t xml:space="preserve"> The Character Code at week 10 is a page a family can actually talk about.</w:t>
+        <w:t xml:space="preserve"> The Character Code at week 10 — their story in one sentence and the commitments that follow — is a page a family can actually talk about.</w:t>
       </w:r>
     </w:p>
     <w:p>
@@ -5792,7 +5887,7 @@
           <w:sz w:val="20"/>
           <w:szCs w:val="20"/>
         </w:rPr>
-        <w:t xml:space="preserve">Never explain the frameworks.</w:t>
+        <w:t xml:space="preserve">Keep the frameworks out of student copy.</w:t>
       </w:r>
       <w:r>
         <w:rPr>
@@ -5801,7 +5896,7 @@
           <w:sz w:val="20"/>
           <w:szCs w:val="20"/>
         </w:rPr>
-        <w:t xml:space="preserve"> The words “AI”, “intervention” and “wellbeing” do not appear. Neither should a psychologist's name.</w:t>
+        <w:t xml:space="preserve"> The app explains the research in an optional “The idea behind this” panel for anyone who wants it; posters and slides shouldn't. Never say “intervention”.</w:t>
       </w:r>
     </w:p>
     <w:p>
@@ -5921,7 +6016,7 @@
           <w:sz w:val="20"/>
           <w:szCs w:val="20"/>
         </w:rPr>
-        <w:t xml:space="preserve"> Mention that every question can be answered by tapping, finishing a sentence, or writing your own.</w:t>
+        <w:t xml:space="preserve"> Mention that most questions can be answered by tapping, finishing a sentence, or writing your own, and that the hard ones can be left out.</w:t>
       </w:r>
     </w:p>
     <w:p>
@@ -5991,7 +6086,7 @@
           <w:sz w:val="20"/>
           <w:szCs w:val="20"/>
         </w:rPr>
-        <w:t xml:space="preserve">Don't claim they all will. Say what makes finishing more likely: the year-level spine means a student is shown one thing to start, not two competing tracks; the weekly challenges are small and concrete rather than aspirational; nothing expires, so a missed week isn't a failed programme; and every open question can be answered by tapping a written answer, finishing a half-written sentence, or writing from scratch — so non-completion caused by not knowing how to start a sentence about yourself is designed out.</w:t>
+        <w:t xml:space="preserve">Don't claim they all will. Say what makes finishing more likely: the app shows one thing to start — Mission 1, then one week at a time — not two competing tracks; the weekly challenges are small and concrete rather than aspirational; nothing expires, so a missed week isn't a failed programme; and most open questions can be answered by tapping a written answer, finishing a half-written sentence, or writing from scratch — so non-completion caused by not knowing how to start a sentence about yourself is designed out.</w:t>
       </w:r>
     </w:p>
     <w:p>
@@ -6081,7 +6176,7 @@
           <w:sz w:val="20"/>
           <w:szCs w:val="20"/>
         </w:rPr>
-        <w:t xml:space="preserve">Agreed, and Groundwork is built to be a low-frequency one. There are no notifications, no streaks, and no daily engagement target — the app has nothing to gain from a student being on it. The weekly cadence is one question and one action; the mission steps run 8–15 minutes each, twenty of them across the whole programme.</w:t>
+        <w:t xml:space="preserve">Agreed, and Groundwork is built to be a low-frequency one. There are no notifications, no streaks, and no daily engagement target — the app has nothing to gain from a student being on it. The weekly cadence is one question and one action; the mission steps run 2–15 minutes each, twenty-two of them across the whole programme.</w:t>
       </w:r>
     </w:p>
     <w:p>
@@ -6126,7 +6221,7 @@
           <w:sz w:val="20"/>
           <w:szCs w:val="20"/>
         </w:rPr>
-        <w:t xml:space="preserve">Answer this one precisely and without spin, because getting it wrong is a safeguarding problem. Journals are private — no teacher or parent view exists. The app therefore does not and cannot function as a disclosure channel, and it says so: it states plainly that it isn't a therapy app, it surfaces Kids Helpline (1800 55 1800 in Australia), and onboarding asks the student to name a trusted adult before they begin.</w:t>
+        <w:t xml:space="preserve">Answer this one precisely and without spin, because getting it wrong is a safeguarding problem. Journals are private — no teacher or parent view exists. The app therefore does not and cannot function as a disclosure channel, and it says so: it states plainly that it isn't a therapy app; a “Need to talk?” button on every screen lists free services, including Kids Helpline (1800 55 1800 in Australia); and if something a student writes sounds like they may be at risk, the app shows those services in place of its usual follow-up questions. That check is not saved, flagged or seen by anyone, so it is not a referral: it puts help in front of the student, not in front of an adult.</w:t>
       </w:r>
     </w:p>
     <w:p>
@@ -6185,7 +6280,7 @@
           <w:sz w:val="20"/>
           <w:szCs w:val="20"/>
         </w:rPr>
-        <w:t xml:space="preserve">Then make the ask: a pilot cohort with pre/post measures. Schools respond well to being invited into the evidence rather than sold a claim, and it converts the weakest part of the pitch into a reason to sign.</w:t>
+        <w:t xml:space="preserve">Then make the ask: a pilot cohort with pre/post measures. The app already runs a nine-question check-in at the start and ten weeks later that a pilot could use once it has ethics approval and consent, alongside validated measures. Schools respond well to being invited into the evidence rather than sold a claim, and it converts the weakest part of the pitch into a reason to sign.</w:t>
       </w:r>
     </w:p>
     <w:p>
@@ -6374,7 +6469,7 @@
                 <w:sz w:val="20"/>
                 <w:szCs w:val="20"/>
               </w:rPr>
-              <w:t xml:space="preserve">Groundwork is a self-guided identity and character programme for teenagers. Four missions ask one big question each — identity, purpose, connection, meaning. A ten-week programme turns the answers into weekly practice, each week ending in something the student has to live rather than write about. It ends in a Character Code they write themselves. Everything they write stays private.</w:t>
+              <w:t xml:space="preserve">Groundwork is a self-guided identity and character programme for teenagers. Four missions ask one big question each — identity, purpose, connection, meaning. A ten-week programme turns the answers into weekly practice, each week ending in something the student has to live rather than write about. It ends in a Character Code: their story in one sentence, and the commitments that follow. Everything they write stays private.</w:t>
             </w:r>
           </w:p>
         </w:tc>
@@ -6471,7 +6566,7 @@
                 <w:sz w:val="20"/>
                 <w:szCs w:val="20"/>
               </w:rPr>
-              <w:t xml:space="preserve">Most character programmes are strong on assemblies and thin on what happens between them. Groundwork is the between-them part: four missions that map a student's strengths, values and direction, then ten weeks that turn those into weekly practice — one question, one thing to actually do, no scores and no streaks. It ends with each student writing a Character Code of five to seven commitments in their own words.</w:t>
+              <w:t xml:space="preserve">Most character programmes are strong on assemblies and thin on what happens between them. Groundwork is the between-them part: four missions that map a student's strengths, values and direction, then ten weeks that turn those into weekly practice — one question, one thing to actually do, no scores and no streaks. It ends with each student writing a Character Code: their story in one sentence, then five to seven commitments in their own words.</w:t>
             </w:r>
           </w:p>
           <w:p>
@@ -6708,7 +6803,7 @@
           <w:sz w:val="20"/>
           <w:szCs w:val="20"/>
         </w:rPr>
-        <w:t xml:space="preserve">Items 1, 2, 5–8, 11–13, 15 and 24 are the frameworks Groundwork's activities are built on. Items 3, 4, 9, 10, 14 and 16–23 are the empirical results quoted in this guide. Verified September 2026.</w:t>
+        <w:t xml:space="preserve">Items 1, 2, 5–8, 11–13 and 15 are the frameworks Groundwork's activities are built on. Items 3, 4, 9, 10, 14 and 16–24 are the empirical results quoted in this guide. Verified September 2026; item 24 added October 2026.</w:t>
       </w:r>
     </w:p>
     <w:p>
@@ -6771,7 +6866,7 @@
           <w:sz w:val="17"/>
           <w:szCs w:val="17"/>
         </w:rPr>
-        <w:t xml:space="preserve">The adolescent stage the whole programme is organised around.</w:t>
+        <w:t xml:space="preserve">The adolescent stage the whole programme is organised around, and the keep / rework / leave sort in Mission 4.</w:t>
       </w:r>
     </w:p>
     <w:p>
@@ -6834,7 +6929,7 @@
           <w:sz w:val="17"/>
           <w:szCs w:val="17"/>
         </w:rPr>
-        <w:t xml:space="preserve">Exploration → commitment, the mission sequence.</w:t>
+        <w:t xml:space="preserve">Exploration and commitment, the two dimensions the missions are built on.</w:t>
       </w:r>
     </w:p>
     <w:p>
@@ -7527,7 +7622,7 @@
           <w:sz w:val="17"/>
           <w:szCs w:val="17"/>
         </w:rPr>
-        <w:t xml:space="preserve">Autobiographical authorship — The People Who Shaped You.</w:t>
+        <w:t xml:space="preserve">Autobiographical authorship — Your Story So Far, The People Who Shaped You, and the Character Code's story sentence.</w:t>
       </w:r>
     </w:p>
     <w:p>
@@ -7716,7 +7811,7 @@
           <w:sz w:val="17"/>
           <w:szCs w:val="17"/>
         </w:rPr>
-        <w:t xml:space="preserve">141 intervention / 123 control Year 8 students; grades, test scores and attendance up, misbehaviour and depression down, sustained at two years.</w:t>
+        <w:t xml:space="preserve">141 intervention / 123 control Year 8 students; grades, test scores and attendance up, misbehaviour and depression down, sustained at two years. Also the basis for Your Next Chapter.</w:t>
       </w:r>
     </w:p>
     <w:p>
@@ -8183,7 +8278,7 @@
           <w:sz w:val="19"/>
           <w:szCs w:val="19"/>
         </w:rPr>
-        <w:t xml:space="preserve">Berzonsky, M. D. (1989). Identity style: Conceptualization and measurement. </w:t>
+        <w:t xml:space="preserve">Duke, M. P., Lazarus, A., &amp; Fivush, R. (2008). Knowledge of family history as a clinically useful index of psychological well-being and prognosis: A brief report. </w:t>
       </w:r>
       <w:r>
         <w:rPr>
@@ -8194,16 +8289,16 @@
           <w:sz w:val="19"/>
           <w:szCs w:val="19"/>
         </w:rPr>
-        <w:t xml:space="preserve">Journal of Adolescent Research, 4</w:t>
-      </w:r>
-      <w:r>
-        <w:rPr>
-          <w:rFonts w:ascii="Calibri" w:cs="Calibri" w:eastAsia="Calibri" w:hAnsi="Calibri"/>
-          <w:color w:val="4E5A66"/>
-          <w:sz w:val="19"/>
-          <w:szCs w:val="19"/>
-        </w:rPr>
-        <w:t xml:space="preserve">(3), 268–282.</w:t>
+        <w:t xml:space="preserve">Psychotherapy: Theory, Research, Practice, Training, 45</w:t>
+      </w:r>
+      <w:r>
+        <w:rPr>
+          <w:rFonts w:ascii="Calibri" w:cs="Calibri" w:eastAsia="Calibri" w:hAnsi="Calibri"/>
+          <w:color w:val="4E5A66"/>
+          <w:sz w:val="19"/>
+          <w:szCs w:val="19"/>
+        </w:rPr>
+        <w:t xml:space="preserve">(2), 268–272.</w:t>
       </w:r>
     </w:p>
     <w:p>
@@ -8220,7 +8315,7 @@
           <w:sz w:val="17"/>
           <w:szCs w:val="17"/>
         </w:rPr>
-        <w:t xml:space="preserve">Informational, normative and diffuse-avoidant styles — the onboarding adaptation.</w:t>
+        <w:t xml:space="preserve">Knowing more family stories goes with higher self-esteem and a stronger sense of control — Mission 3's optional conversation.</w:t>
       </w:r>
     </w:p>
     <w:p>
@@ -8245,7 +8340,7 @@
           <w:sz w:val="18"/>
           <w:szCs w:val="18"/>
         </w:rPr>
-        <w:t xml:space="preserve">Internal marketing guide. Product facts are drawn from the Groundwork repository — docs/frameworks.md, src/lib/missions.ts, src/lib/program.ts, src/lib/standard.ts and src/lib/spine.ts — and reflect the build as at September 2026. Re-check the claim ladder in section 7 whenever the product changes.</w:t>
+        <w:t xml:space="preserve">Internal marketing guide. Product facts are drawn from the Groundwork repository — docs/frameworks.md, src/lib/missions.ts, src/lib/program.ts, src/lib/standard.ts and src/lib/spine.ts — and reflect the build as at October 2026. Re-check the claim ladder in section 7 whenever the product changes.</w:t>
       </w:r>
     </w:p>
     <w:p>
@@ -8272,10 +8367,6 @@
 </w:document>
 </file>
 
-<file path=word/comments.xml><?xml version="1.0" encoding="utf-8"?>
-<w:comments xmlns:cx="http://schemas.microsoft.com/office/drawing/2014/chartex" xmlns:cx1="http://schemas.microsoft.com/office/drawing/2015/9/8/chartex" xmlns:cx2="http://schemas.microsoft.com/office/drawing/2015/10/21/chartex" xmlns:cx3="http://schemas.microsoft.com/office/drawing/2016/5/9/chartex" xmlns:cx4="http://schemas.microsoft.com/office/drawing/2016/5/10/chartex" xmlns:cx5="http://schemas.microsoft.com/office/drawing/2016/5/11/chartex" xmlns:cx6="http://schemas.microsoft.com/office/drawing/2016/5/12/chartex" xmlns:cx7="http://schemas.microsoft.com/office/drawing/2016/5/13/chartex" xmlns:cx8="http://schemas.microsoft.com/office/drawing/2016/5/14/chartex" xmlns:mc="http://schemas.openxmlformats.org/markup-compatibility/2006" xmlns:aink="http://schemas.microsoft.com/office/drawing/2016/ink" xmlns:am3d="http://schemas.microsoft.com/office/drawing/2017/model3d" xmlns:o="urn:schemas-microsoft-com:office:office" xmlns:r="http://schemas.openxmlformats.org/officeDocument/2006/relationships" xmlns:m="http://schemas.openxmlformats.org/officeDocument/2006/math" xmlns:v="urn:schemas-microsoft-com:vml" xmlns:wp14="http://schemas.microsoft.com/office/word/2010/wordprocessingDrawing" xmlns:wp="http://schemas.openxmlformats.org/drawingml/2006/wordprocessingDrawing" xmlns:w10="urn:schemas-microsoft-com:office:word" xmlns:w="http://schemas.openxmlformats.org/wordprocessingml/2006/main" xmlns:w14="http://schemas.microsoft.com/office/word/2010/wordml" xmlns:w15="http://schemas.microsoft.com/office/word/2012/wordml" xmlns:w16cex="http://schemas.microsoft.com/office/word/2018/wordml/cex" xmlns:w16cid="http://schemas.microsoft.com/office/word/2016/wordml/cid" xmlns:w16="http://schemas.microsoft.com/office/word/2018/wordml" xmlns:w16sdtdh="http://schemas.microsoft.com/office/word/2020/wordml/sdtdatahash" xmlns:w16se="http://schemas.microsoft.com/office/word/2015/wordml/symex" xmlns:wpg="http://schemas.microsoft.com/office/word/2010/wordprocessingGroup" xmlns:wpi="http://schemas.microsoft.com/office/word/2010/wordprocessingInk" xmlns:wne="http://schemas.microsoft.com/office/word/2006/wordml" xmlns:wps="http://schemas.microsoft.com/office/word/2010/wordprocessingShape"/>
-</file>
-
 <file path=word/endnotes.xml><?xml version="1.0" encoding="utf-8"?>
 <w:endnotes xmlns:wpc="http://schemas.microsoft.com/office/word/2010/wordprocessingCanvas" xmlns:mc="http://schemas.openxmlformats.org/markup-compatibility/2006" xmlns:o="urn:schemas-microsoft-com:office:office" xmlns:r="http://schemas.openxmlformats.org/officeDocument/2006/relationships" xmlns:m="http://schemas.openxmlformats.org/officeDocument/2006/math" xmlns:v="urn:schemas-microsoft-com:vml" xmlns:wp14="http://schemas.microsoft.com/office/word/2010/wordprocessingDrawing" xmlns:wp="http://schemas.openxmlformats.org/drawingml/2006/wordprocessingDrawing" xmlns:w10="urn:schemas-microsoft-com:office:word" xmlns:w="http://schemas.openxmlformats.org/wordprocessingml/2006/main" xmlns:w14="http://schemas.microsoft.com/office/word/2010/wordml" xmlns:w15="http://schemas.microsoft.com/office/word/2012/wordml" xmlns:wpg="http://schemas.microsoft.com/office/word/2010/wordprocessingGroup" xmlns:wpi="http://schemas.microsoft.com/office/word/2010/wordprocessingInk" xmlns:wne="http://schemas.microsoft.com/office/word/2006/wordml" xmlns:wps="http://schemas.microsoft.com/office/word/2010/wordprocessingShape" mc:Ignorable="w14 w15 wp14">
   <w:endnote w:type="separator" w:id="-1">
@@ -8354,7 +8445,7 @@
 <w:numbering xmlns:wpc="http://schemas.microsoft.com/office/word/2010/wordprocessingCanvas" xmlns:mc="http://schemas.openxmlformats.org/markup-compatibility/2006" xmlns:o="urn:schemas-microsoft-com:office:office" xmlns:r="http://schemas.openxmlformats.org/officeDocument/2006/relationships" xmlns:m="http://schemas.openxmlformats.org/officeDocument/2006/math" xmlns:v="urn:schemas-microsoft-com:vml" xmlns:wp14="http://schemas.microsoft.com/office/word/2010/wordprocessingDrawing" xmlns:wp="http://schemas.openxmlformats.org/drawingml/2006/wordprocessingDrawing" xmlns:w10="urn:schemas-microsoft-com:office:word" xmlns:w="http://schemas.openxmlformats.org/wordprocessingml/2006/main" xmlns:w14="http://schemas.microsoft.com/office/word/2010/wordml" xmlns:w15="http://schemas.microsoft.com/office/word/2012/wordml" xmlns:wpg="http://schemas.microsoft.com/office/word/2010/wordprocessingGroup" xmlns:wpi="http://schemas.microsoft.com/office/word/2010/wordprocessingInk" xmlns:wne="http://schemas.microsoft.com/office/word/2006/wordml" xmlns:wps="http://schemas.microsoft.com/office/word/2010/wordprocessingShape" mc:Ignorable="w14 w15 wp14">
   <w:abstractNum w:abstractNumId="1" w15:restartNumberingAfterBreak="0">
     <w:multiLevelType w:val="hybridMultilevel"/>
-    <w:lvl w:ilvl="0" w15:tentative="1">
+    <w:lvl w:ilvl="0" w:tentative="1">
       <w:start w:val="1"/>
       <w:numFmt w:val="bullet"/>
       <w:lvlText w:val="●"/>
@@ -8363,7 +8454,7 @@
         <w:ind w:left="720" w:hanging="360"/>
       </w:pPr>
     </w:lvl>
-    <w:lvl w:ilvl="1" w15:tentative="1">
+    <w:lvl w:ilvl="1" w:tentative="1">
       <w:start w:val="1"/>
       <w:numFmt w:val="bullet"/>
       <w:lvlText w:val="○"/>
@@ -8372,7 +8463,7 @@
         <w:ind w:left="1440" w:hanging="360"/>
       </w:pPr>
     </w:lvl>
-    <w:lvl w:ilvl="2" w15:tentative="1">
+    <w:lvl w:ilvl="2" w:tentative="1">
       <w:start w:val="1"/>
       <w:numFmt w:val="bullet"/>
       <w:lvlText w:val="■"/>
@@ -8381,7 +8472,7 @@
         <w:ind w:left="2160" w:hanging="360"/>
       </w:pPr>
     </w:lvl>
-    <w:lvl w:ilvl="3" w15:tentative="1">
+    <w:lvl w:ilvl="3" w:tentative="1">
       <w:start w:val="1"/>
       <w:numFmt w:val="bullet"/>
       <w:lvlText w:val="●"/>
@@ -8390,7 +8481,7 @@
         <w:ind w:left="2880" w:hanging="360"/>
       </w:pPr>
     </w:lvl>
-    <w:lvl w:ilvl="4" w15:tentative="1">
+    <w:lvl w:ilvl="4" w:tentative="1">
       <w:start w:val="1"/>
       <w:numFmt w:val="bullet"/>
       <w:lvlText w:val="○"/>
@@ -8399,7 +8490,7 @@
         <w:ind w:left="3600" w:hanging="360"/>
       </w:pPr>
     </w:lvl>
-    <w:lvl w:ilvl="5" w15:tentative="1">
+    <w:lvl w:ilvl="5" w:tentative="1">
       <w:start w:val="1"/>
       <w:numFmt w:val="bullet"/>
       <w:lvlText w:val="■"/>
@@ -8408,7 +8499,7 @@
         <w:ind w:left="4320" w:hanging="360"/>
       </w:pPr>
     </w:lvl>
-    <w:lvl w:ilvl="6" w15:tentative="1">
+    <w:lvl w:ilvl="6" w:tentative="1">
       <w:start w:val="1"/>
       <w:numFmt w:val="bullet"/>
       <w:lvlText w:val="●"/>
@@ -8417,7 +8508,7 @@
         <w:ind w:left="5040" w:hanging="360"/>
       </w:pPr>
     </w:lvl>
-    <w:lvl w:ilvl="7" w15:tentative="1">
+    <w:lvl w:ilvl="7" w:tentative="1">
       <w:start w:val="1"/>
       <w:numFmt w:val="bullet"/>
       <w:lvlText w:val="●"/>
@@ -8426,7 +8517,7 @@
         <w:ind w:left="5760" w:hanging="360"/>
       </w:pPr>
     </w:lvl>
-    <w:lvl w:ilvl="8" w15:tentative="1">
+    <w:lvl w:ilvl="8" w:tentative="1">
       <w:start w:val="1"/>
       <w:numFmt w:val="bullet"/>
       <w:lvlText w:val="●"/>
@@ -8438,7 +8529,7 @@
   </w:abstractNum>
   <w:abstractNum w:abstractNumId="2" w15:restartNumberingAfterBreak="0">
     <w:multiLevelType w:val="hybridMultilevel"/>
-    <w:lvl w:ilvl="0" w15:tentative="1">
+    <w:lvl w:ilvl="0" w:tentative="1">
       <w:start w:val="1"/>
       <w:numFmt w:val="bullet"/>
       <w:lvlText w:val="•"/>
@@ -8480,6 +8571,10 @@
       </w:pPr>
     </w:pPrDefault>
   </w:docDefaults>
+  <w:style w:type="paragraph" w:styleId="Normal" w:default="1">
+    <w:name w:val="Normal"/>
+    <w:qFormat/>
+  </w:style>
   <w:style w:type="paragraph" w:styleId="Title">
     <w:name w:val="Title"/>
     <w:basedOn w:val="Normal"/>
@@ -8652,4 +8747,294 @@
     </w:rPr>
   </w:style>
 </w:styles>
+</file>
+
+<file path=word/theme/theme1.xml><?xml version="1.0" encoding="utf-8"?>
+<a:theme xmlns:a="http://schemas.openxmlformats.org/drawingml/2006/main" name="Office Theme">
+  <a:themeElements>
+    <a:clrScheme name="Office">
+      <a:dk1>
+        <a:sysClr val="windowText" lastClr="000000"/>
+      </a:dk1>
+      <a:lt1>
+        <a:sysClr val="window" lastClr="FFFFFF"/>
+      </a:lt1>
+      <a:dk2>
+        <a:srgbClr val="44546A"/>
+      </a:dk2>
+      <a:lt2>
+        <a:srgbClr val="E7E6E6"/>
+      </a:lt2>
+      <a:accent1>
+        <a:srgbClr val="4472C4"/>
+      </a:accent1>
+      <a:accent2>
+        <a:srgbClr val="ED7D31"/>
+      </a:accent2>
+      <a:accent3>
+        <a:srgbClr val="A5A5A5"/>
+      </a:accent3>
+      <a:accent4>
+        <a:srgbClr val="FFC000"/>
+      </a:accent4>
+      <a:accent5>
+        <a:srgbClr val="5B9BD5"/>
+      </a:accent5>
+      <a:accent6>
+        <a:srgbClr val="70AD47"/>
+      </a:accent6>
+      <a:hlink>
+        <a:srgbClr val="0563C1"/>
+      </a:hlink>
+      <a:folHlink>
+        <a:srgbClr val="954F72"/>
+      </a:folHlink>
+    </a:clrScheme>
+    <a:fontScheme name="Office">
+      <a:majorFont>
+        <a:latin typeface="Calibri Light" panose="020F0302020204030204"/>
+        <a:ea typeface=""/>
+        <a:cs typeface=""/>
+        <a:font script="Jpan" typeface="游ゴシック Light"/>
+        <a:font script="Hang" typeface="맑은 고딕"/>
+        <a:font script="Hans" typeface="等线 Light"/>
+        <a:font script="Hant" typeface="新細明體"/>
+        <a:font script="Arab" typeface="Times New Roman"/>
+        <a:font script="Hebr" typeface="Times New Roman"/>
+        <a:font script="Thai" typeface="Angsana New"/>
+        <a:font script="Ethi" typeface="Nyala"/>
+        <a:font script="Beng" typeface="Vrinda"/>
+        <a:font script="Gujr" typeface="Shruti"/>
+        <a:font script="Khmr" typeface="MoolBoran"/>
+        <a:font script="Knda" typeface="Tunga"/>
+        <a:font script="Guru" typeface="Raavi"/>
+        <a:font script="Cans" typeface="Euphemia"/>
+        <a:font script="Cher" typeface="Plantagenet Cherokee"/>
+        <a:font script="Yiii" typeface="Microsoft Yi Baiti"/>
+        <a:font script="Tibt" typeface="Microsoft Himalaya"/>
+        <a:font script="Thaa" typeface="MV Boli"/>
+        <a:font script="Deva" typeface="Mangal"/>
+        <a:font script="Telu" typeface="Gautami"/>
+        <a:font script="Taml" typeface="Latha"/>
+        <a:font script="Syrc" typeface="Estrangelo Edessa"/>
+        <a:font script="Orya" typeface="Kalinga"/>
+        <a:font script="Mlym" typeface="Kartika"/>
+        <a:font script="Laoo" typeface="DokChampa"/>
+        <a:font script="Sinh" typeface="Iskoola Pota"/>
+        <a:font script="Mong" typeface="Mongolian Baiti"/>
+        <a:font script="Viet" typeface="Times New Roman"/>
+        <a:font script="Uigh" typeface="Microsoft Uighur"/>
+        <a:font script="Geor" typeface="Sylfaen"/>
+        <a:font script="Armn" typeface="Arial"/>
+        <a:font script="Bugi" typeface="Leelawadee UI"/>
+        <a:font script="Bopo" typeface="Microsoft JhengHei"/>
+        <a:font script="Java" typeface="Javanese Text"/>
+        <a:font script="Lisu" typeface="Segoe UI"/>
+        <a:font script="Mymr" typeface="Myanmar Text"/>
+        <a:font script="Nkoo" typeface="Ebrima"/>
+        <a:font script="Olck" typeface="Nirmala UI"/>
+        <a:font script="Osma" typeface="Ebrima"/>
+        <a:font script="Phag" typeface="Phagspa"/>
+        <a:font script="Syrn" typeface="Estrangelo Edessa"/>
+        <a:font script="Syrj" typeface="Estrangelo Edessa"/>
+        <a:font script="Syre" typeface="Estrangelo Edessa"/>
+        <a:font script="Sora" typeface="Nirmala UI"/>
+        <a:font script="Tale" typeface="Microsoft Tai Le"/>
+        <a:font script="Talu" typeface="Microsoft New Tai Lue"/>
+        <a:font script="Tfng" typeface="Ebrima"/>
+      </a:majorFont>
+      <a:minorFont>
+        <a:latin typeface="Calibri" panose="020F0502020204030204"/>
+        <a:ea typeface=""/>
+        <a:cs typeface=""/>
+        <a:font script="Jpan" typeface="游明朝"/>
+        <a:font script="Hang" typeface="맑은 고딕"/>
+        <a:font script="Hans" typeface="等线"/>
+        <a:font script="Hant" typeface="新細明體"/>
+        <a:font script="Arab" typeface="Arial"/>
+        <a:font script="Hebr" typeface="Arial"/>
+        <a:font script="Thai" typeface="Cordia New"/>
+        <a:font script="Ethi" typeface="Nyala"/>
+        <a:font script="Beng" typeface="Vrinda"/>
+        <a:font script="Gujr" typeface="Shruti"/>
+        <a:font script="Khmr" typeface="DaunPenh"/>
+        <a:font script="Knda" typeface="Tunga"/>
+        <a:font script="Guru" typeface="Raavi"/>
+        <a:font script="Cans" typeface="Euphemia"/>
+        <a:font script="Cher" typeface="Plantagenet Cherokee"/>
+        <a:font script="Yiii" typeface="Microsoft Yi Baiti"/>
+        <a:font script="Tibt" typeface="Microsoft Himalaya"/>
+        <a:font script="Thaa" typeface="MV Boli"/>
+        <a:font script="Deva" typeface="Mangal"/>
+        <a:font script="Telu" typeface="Gautami"/>
+        <a:font script="Taml" typeface="Latha"/>
+        <a:font script="Syrc" typeface="Estrangelo Edessa"/>
+        <a:font script="Orya" typeface="Kalinga"/>
+        <a:font script="Mlym" typeface="Kartika"/>
+        <a:font script="Laoo" typeface="DokChampa"/>
+        <a:font script="Sinh" typeface="Iskoola Pota"/>
+        <a:font script="Mong" typeface="Mongolian Baiti"/>
+        <a:font script="Viet" typeface="Arial"/>
+        <a:font script="Uigh" typeface="Microsoft Uighur"/>
+        <a:font script="Geor" typeface="Sylfaen"/>
+        <a:font script="Armn" typeface="Arial"/>
+        <a:font script="Bugi" typeface="Leelawadee UI"/>
+        <a:font script="Bopo" typeface="Microsoft JhengHei"/>
+        <a:font script="Java" typeface="Javanese Text"/>
+        <a:font script="Lisu" typeface="Segoe UI"/>
+        <a:font script="Mymr" typeface="Myanmar Text"/>
+        <a:font script="Nkoo" typeface="Ebrima"/>
+        <a:font script="Olck" typeface="Nirmala UI"/>
+        <a:font script="Osma" typeface="Ebrima"/>
+        <a:font script="Phag" typeface="Phagspa"/>
+        <a:font script="Syrn" typeface="Estrangelo Edessa"/>
+        <a:font script="Syrj" typeface="Estrangelo Edessa"/>
+        <a:font script="Syre" typeface="Estrangelo Edessa"/>
+        <a:font script="Sora" typeface="Nirmala UI"/>
+        <a:font script="Tale" typeface="Microsoft Tai Le"/>
+        <a:font script="Talu" typeface="Microsoft New Tai Lue"/>
+        <a:font script="Tfng" typeface="Ebrima"/>
+      </a:minorFont>
+    </a:fontScheme>
+    <a:fmtScheme name="Office">
+      <a:fillStyleLst>
+        <a:solidFill>
+          <a:schemeClr val="phClr"/>
+        </a:solidFill>
+        <a:gradFill rotWithShape="true">
+          <a:gsLst>
+            <a:gs pos="0">
+              <a:schemeClr val="phClr">
+                <a:lumMod val="110000"/>
+                <a:satMod val="105000"/>
+                <a:tint val="67000"/>
+              </a:schemeClr>
+            </a:gs>
+            <a:gs pos="50000">
+              <a:schemeClr val="phClr">
+                <a:lumMod val="105000"/>
+                <a:satMod val="103000"/>
+                <a:tint val="73000"/>
+              </a:schemeClr>
+            </a:gs>
+            <a:gs pos="100000">
+              <a:schemeClr val="phClr">
+                <a:lumMod val="105000"/>
+                <a:satMod val="109000"/>
+                <a:tint val="81000"/>
+              </a:schemeClr>
+            </a:gs>
+          </a:gsLst>
+          <a:lin ang="5400000" scaled="false"/>
+        </a:gradFill>
+        <a:gradFill rotWithShape="true">
+          <a:gsLst>
+            <a:gs pos="0">
+              <a:schemeClr val="phClr">
+                <a:satMod val="103000"/>
+                <a:lumMod val="102000"/>
+                <a:tint val="94000"/>
+              </a:schemeClr>
+            </a:gs>
+            <a:gs pos="50000">
+              <a:schemeClr val="phClr">
+                <a:satMod val="110000"/>
+                <a:lumMod val="100000"/>
+                <a:shade val="100000"/>
+              </a:schemeClr>
+            </a:gs>
+            <a:gs pos="100000">
+              <a:schemeClr val="phClr">
+                <a:lumMod val="99000"/>
+                <a:satMod val="120000"/>
+                <a:shade val="78000"/>
+              </a:schemeClr>
+            </a:gs>
+          </a:gsLst>
+          <a:lin ang="5400000" scaled="false"/>
+        </a:gradFill>
+      </a:fillStyleLst>
+      <a:lnStyleLst>
+        <a:ln w="6350" cap="flat" cmpd="sng" algn="ctr">
+          <a:solidFill>
+            <a:schemeClr val="phClr"/>
+          </a:solidFill>
+          <a:prstDash val="solid"/>
+          <a:miter lim="800000"/>
+        </a:ln>
+        <a:ln w="12700" cap="flat" cmpd="sng" algn="ctr">
+          <a:solidFill>
+            <a:schemeClr val="phClr"/>
+          </a:solidFill>
+          <a:prstDash val="solid"/>
+          <a:miter lim="800000"/>
+        </a:ln>
+        <a:ln w="19050" cap="flat" cmpd="sng" algn="ctr">
+          <a:solidFill>
+            <a:schemeClr val="phClr"/>
+          </a:solidFill>
+          <a:prstDash val="solid"/>
+          <a:miter lim="800000"/>
+        </a:ln>
+      </a:lnStyleLst>
+      <a:effectStyleLst>
+        <a:effectStyle>
+          <a:effectLst/>
+        </a:effectStyle>
+        <a:effectStyle>
+          <a:effectLst/>
+        </a:effectStyle>
+        <a:effectStyle>
+          <a:effectLst>
+            <a:outerShdw blurRad="57150" dist="19050" dir="5400000" algn="ctr" rotWithShape="false">
+              <a:srgbClr val="000000">
+                <a:alpha val="63000"/>
+              </a:srgbClr>
+            </a:outerShdw>
+          </a:effectLst>
+        </a:effectStyle>
+      </a:effectStyleLst>
+      <a:bgFillStyleLst>
+        <a:solidFill>
+          <a:schemeClr val="phClr"/>
+        </a:solidFill>
+        <a:solidFill>
+          <a:schemeClr val="phClr">
+            <a:tint val="95000"/>
+            <a:satMod val="170000"/>
+          </a:schemeClr>
+        </a:solidFill>
+        <a:gradFill rotWithShape="true">
+          <a:gsLst>
+            <a:gs pos="0">
+              <a:schemeClr val="phClr">
+                <a:tint val="93000"/>
+                <a:satMod val="150000"/>
+                <a:shade val="98000"/>
+                <a:lumMod val="102000"/>
+              </a:schemeClr>
+            </a:gs>
+            <a:gs pos="50000">
+              <a:schemeClr val="phClr">
+                <a:tint val="98000"/>
+                <a:satMod val="130000"/>
+                <a:shade val="90000"/>
+                <a:lumMod val="103000"/>
+              </a:schemeClr>
+            </a:gs>
+            <a:gs pos="100000">
+              <a:schemeClr val="phClr">
+                <a:shade val="63000"/>
+                <a:satMod val="120000"/>
+              </a:schemeClr>
+            </a:gs>
+          </a:gsLst>
+          <a:lin ang="5400000" scaled="false"/>
+        </a:gradFill>
+      </a:bgFillStyleLst>
+    </a:fmtScheme>
+  </a:themeElements>
+  <a:objectDefaults/>
+  <a:extraClrSchemeLst/>
+</a:theme>
 </file>
--- a/docs/marketing/Groundwork-Marketing-Guide.docx
+++ b/docs/marketing/Groundwork-Marketing-Guide.docx
@@ -161,7 +161,7 @@
           <w:sz w:val="20"/>
           <w:szCs w:val="20"/>
         </w:rPr>
-        <w:t xml:space="preserve">One big question each: four or five reflective steps of 2–15 minutes, then a challenge carried through a week. Twenty-two steps in all, starting with a two-minute look at the story so far. Each mission also has an optional conversation with someone in the student's life.</w:t>
+        <w:t xml:space="preserve">One big question each: four or five reflective steps of 2–15 minutes, then a challenge carried through a week. Twenty-two steps in all, starting with a two-minute look at the story so far. Each mission also has an optional conversation with someone in the student's life, which Home suggests for a month after the mission is finished.</w:t>
       </w:r>
     </w:p>
     <w:p>
@@ -934,7 +934,27 @@
           <w:sz w:val="20"/>
           <w:szCs w:val="20"/>
         </w:rPr>
-        <w:t xml:space="preserve">Revisits let a student reopen something they wrote months earlier, read it whole, and say what has changed — for the story steps, what they would add to their story now. There is no comparison to other students and no score. But a revisit needs something to revisit — spacing is set at a minimum of fourteen days precisely because nothing much changes in a week. A student who completes builds the archive that makes year two of the product work. One who dabbles has nothing to come back to.</w:t>
+        <w:t xml:space="preserve">Revisits let a student reopen something they wrote months earlier, read it whole, and say what has changed — for the story steps, what they would add to their story now. There is no comparison to other students and no score. But a revisit needs something to revisit — spacing is set at a minimum of fourteen days precisely because nothing much changes in a week. A student who completes builds the archive that makes year two of the product work. One who dabbles has nothing to come back to. </w:t>
+      </w:r>
+      <w:r>
+        <w:rPr>
+          <w:rFonts w:ascii="Calibri" w:cs="Calibri" w:eastAsia="Calibri" w:hAnsi="Calibri"/>
+          <w:i/>
+          <w:iCs/>
+          <w:color w:val="4E5A66"/>
+          <w:sz w:val="20"/>
+          <w:szCs w:val="20"/>
+        </w:rPr>
+        <w:t xml:space="preserve">My story</w:t>
+      </w:r>
+      <w:r>
+        <w:rPr>
+          <w:rFonts w:ascii="Calibri" w:cs="Calibri" w:eastAsia="Calibri" w:hAnsi="Calibri"/>
+          <w:color w:val="4E5A66"/>
+          <w:sz w:val="20"/>
+          <w:szCs w:val="20"/>
+        </w:rPr>
+        <w:t xml:space="preserve"> gathers the archive into one page — where they've come from, who they are, where they're heading — and a year after the Character Code it asks for that year's version.</w:t>
       </w:r>
     </w:p>
     <w:p>
@@ -5562,7 +5582,7 @@
           <w:sz w:val="20"/>
           <w:szCs w:val="20"/>
         </w:rPr>
-        <w:t xml:space="preserve"> Everyone starts with Mission 1, then the weeks run one at a time. Examples change with life stage, and Year 12s and school leavers get next-year planning — Your Next Chapter, pathways and goals — first.</w:t>
+        <w:t xml:space="preserve"> Everyone starts with Mission 1, then the weeks run one at a time. Examples change with life stage. Year 10–11s are offered Your Next Chapter around subject choice, and Year 12s and school leavers get next-year planning — Your Next Chapter, pathways and goals — first.</w:t>
       </w:r>
     </w:p>
     <w:p>
@@ -5789,7 +5809,7 @@
           <w:sz w:val="20"/>
           <w:szCs w:val="20"/>
         </w:rPr>
-        <w:t xml:space="preserve"> The Character Code at week 10 — their story in one sentence and the commitments that follow — is a page a family can actually talk about.</w:t>
+        <w:t xml:space="preserve"> The Character Code at week 10 — their story in one sentence and the commitments that follow — is a page a family can actually talk about, and My story puts the whole thing on one page they can choose to print.</w:t>
       </w:r>
     </w:p>
     <w:p>
@@ -6055,7 +6075,7 @@
           <w:sz w:val="30"/>
           <w:szCs w:val="30"/>
         </w:rPr>
-        <w:t xml:space="preserve">The five questions you will be asked</w:t>
+        <w:t xml:space="preserve">The six questions you will be asked</w:t>
       </w:r>
     </w:p>
     <w:p>
@@ -6131,7 +6151,7 @@
           <w:sz w:val="20"/>
           <w:szCs w:val="20"/>
         </w:rPr>
-        <w:t xml:space="preserve">No — and the difference is the half of the product that happens off the screen. Every mission ends in a challenge carried through a week. Every one of the ten programme weeks ends in something lived: a promise kept daily, four sessions on a chosen hill, three screen-free half hours, deliberate time with named people. The writing exists to make the action specific enough to be doable.</w:t>
+        <w:t xml:space="preserve">No — and the difference is the half of the product that happens off the screen. Every mission ends in a challenge carried through a week. Every one of the ten programme weeks ends in something lived: a promise kept daily, four sessions on a chosen hill, three screen-free half hours, deliberate time with named people. The writing exists to make the action specific enough to be doable, and every written step ends by asking for one small step to take in the next week.</w:t>
       </w:r>
     </w:p>
     <w:p>
@@ -6221,7 +6241,7 @@
           <w:sz w:val="20"/>
           <w:szCs w:val="20"/>
         </w:rPr>
-        <w:t xml:space="preserve">Answer this one precisely and without spin, because getting it wrong is a safeguarding problem. Journals are private — no teacher or parent view exists. The app therefore does not and cannot function as a disclosure channel, and it says so: it states plainly that it isn't a therapy app; a “Need to talk?” button on every screen lists free services, including Kids Helpline (1800 55 1800 in Australia); and if something a student writes sounds like they may be at risk, the app shows those services in place of its usual follow-up questions. That check is not saved, flagged or seen by anyone, so it is not a referral: it puts help in front of the student, not in front of an adult.</w:t>
+        <w:t xml:space="preserve">Answer this one precisely and without spin, because getting it wrong is a safeguarding problem. Journals are private — no teacher or parent view exists. The app therefore does not and cannot function as a disclosure channel, and it says so: it states plainly that it isn't a therapy app; a “Need to talk?” button on every screen lists free services, including Kids Helpline (1800 55 1800 in Australia); and if something a student writes sounds like they may be at risk, the app shows those services in place of its usual follow-up questions. That check is not saved, flagged or seen by anyone, so it is not a referral: it puts help in front of the student, not in front of an adult. In the same way, if several of a student's recent entries are very hard on themselves, the app suggests a different move — talking to someone, or ten minutes doing something else — again without saving or flagging anything.</w:t>
       </w:r>
     </w:p>
     <w:p>
@@ -6252,7 +6272,7 @@
           <w:sz w:val="21"/>
           <w:szCs w:val="21"/>
         </w:rPr>
-        <w:t xml:space="preserve">“Where's the evidence it works?”</w:t>
+        <w:t xml:space="preserve">“Does it ask students about gender or sexuality?”</w:t>
       </w:r>
     </w:p>
     <w:p>
@@ -6266,7 +6286,7 @@
           <w:sz w:val="20"/>
           <w:szCs w:val="20"/>
         </w:rPr>
-        <w:t xml:space="preserve">Be straight: there is no outcome study of Groundwork itself yet. What exists is a design built activity-by-activity on named research — Erikson and Marcia for the sequence, VIA for strengths, self-determination theory for values, Damon for purpose, McAdams for narrative, possible selves for the future work, implementation intentions for the weekly commitments — and a large evidence base showing that programmes of this type produce measurable effects when they are sequenced, active, focused and explicit.</w:t>
+        <w:t xml:space="preserve">Answer this one exactly, because it will be asked by parents as well as schools. Mission 1 has an optional step, Parts of Who You Are, that asks about beliefs, gender and sexuality, because they are part of working out who you are for many teenagers. It doesn't count towards the mission, every question in it can be left out, and the app says that sure, unsure and not-yet are all fine answers.</w:t>
       </w:r>
     </w:p>
     <w:p>
@@ -6280,7 +6300,52 @@
           <w:sz w:val="20"/>
           <w:szCs w:val="20"/>
         </w:rPr>
-        <w:t xml:space="preserve">Then make the ask: a pilot cohort with pre/post measures. The app already runs a nine-question check-in at the start and ten weeks later that a pilot could use once it has ethics approval and consent, alongside validated measures. Schools respond well to being invited into the evidence rather than sold a claim, and it converts the weakest part of the pitch into a reason to sign.</w:t>
+        <w:t xml:space="preserve">What a student writes there stays in their own account: it is never sent anywhere (not even for the app's AI follow-up questions), never appears on My story or anything printable, and nobody else can read it. The step points to QLife, a free Australian line for LGBTIQ+ people and anyone with questions about gender or sexuality. Don't describe it as a lesson or as guidance on either subject. It is a place to reflect, and it is optional.</w:t>
+      </w:r>
+    </w:p>
+    <w:p>
+      <w:pPr>
+        <w:pStyle w:val="Heading3"/>
+        <w:spacing w:after="70" w:before="200"/>
+      </w:pPr>
+      <w:r>
+        <w:rPr>
+          <w:rFonts w:ascii="Calibri" w:cs="Calibri" w:eastAsia="Calibri" w:hAnsi="Calibri"/>
+          <w:b/>
+          <w:bCs/>
+          <w:color w:val="1B3A5C"/>
+          <w:sz w:val="21"/>
+          <w:szCs w:val="21"/>
+        </w:rPr>
+        <w:t xml:space="preserve">“Where's the evidence it works?”</w:t>
+      </w:r>
+    </w:p>
+    <w:p>
+      <w:pPr>
+        <w:spacing w:after="120" w:line="276"/>
+      </w:pPr>
+      <w:r>
+        <w:rPr>
+          <w:rFonts w:ascii="Calibri" w:cs="Calibri" w:eastAsia="Calibri" w:hAnsi="Calibri"/>
+          <w:color w:val="4E5A66"/>
+          <w:sz w:val="20"/>
+          <w:szCs w:val="20"/>
+        </w:rPr>
+        <w:t xml:space="preserve">Be straight: there is no outcome study of Groundwork itself yet. What exists is a design built activity-by-activity on named research — Erikson and Marcia for the sequence, VIA for strengths, self-determination theory for values, Damon for purpose, McAdams for narrative, possible selves for the future work, implementation intentions for the weekly commitments — and a large evidence base showing that programmes of this type produce measurable effects when they are sequenced, active, focused and explicit.</w:t>
+      </w:r>
+    </w:p>
+    <w:p>
+      <w:pPr>
+        <w:spacing w:after="120" w:line="276"/>
+      </w:pPr>
+      <w:r>
+        <w:rPr>
+          <w:rFonts w:ascii="Calibri" w:cs="Calibri" w:eastAsia="Calibri" w:hAnsi="Calibri"/>
+          <w:color w:val="4E5A66"/>
+          <w:sz w:val="20"/>
+          <w:szCs w:val="20"/>
+        </w:rPr>
+        <w:t xml:space="preserve">Then make the ask: a pilot cohort with pre/post measures. The app already runs a nine-question check-in during sign-up and again ten weeks later that a pilot could use once it has ethics approval and consent, alongside validated measures. Schools respond well to being invited into the evidence rather than sold a claim, and it converts the weakest part of the pitch into a reason to sign.</w:t>
       </w:r>
     </w:p>
     <w:p>

--- a/docs/marketing/Groundwork-Marketing-Guide.docx
+++ b/docs/marketing/Groundwork-Marketing-Guide.docx
@@ -954,7 +954,7 @@
           <w:sz w:val="20"/>
           <w:szCs w:val="20"/>
         </w:rPr>
-        <w:t xml:space="preserve"> gathers the archive into one page — where they've come from, who they are, where they're heading — and a year after the Character Code it asks for that year's version.</w:t>
+        <w:t xml:space="preserve"> gathers the archive into one page — where they've come from, who they are, where they're heading — then asks the student to join it up in one paragraph of their own words. Each year it asks for a new paragraph with last year's in view. Wherever a question comes back, the earlier answer is on screen, so the second answer is about what has changed.</w:t>
       </w:r>
     </w:p>
     <w:p>
@@ -5009,7 +5009,7 @@
                 <w:sz w:val="18"/>
                 <w:szCs w:val="18"/>
               </w:rPr>
-              <w:t xml:space="preserve">It adapts on one real axis: life stage, chosen at onboarding (Year 7–9, 10–11 or 12, just left school, or a few years out). That changes the examples, and for Year 12 and school leavers it puts next-year planning first. Everyone starts with Mission 1. Describe that specifically. “Personalised” unqualified implies an adaptive engine that isn't there.</w:t>
+              <w:t xml:space="preserve">It adapts on one real axis: life stage, chosen at onboarding (Year 7–9, 10–11 or 12, just left school, or a few years out). That changes the examples, and for Year 12 and school leavers it puts next-year planning first. For anyone who has left school, the questions set at school are reworded for work and study, and the future steps picture an age a few years ahead of theirs rather than a fixed 21. Everyone starts with Mission 1. Describe that specifically. “Personalised” unqualified implies an adaptive engine that isn't there.</w:t>
             </w:r>
           </w:p>
         </w:tc>
@@ -5104,7 +5104,197 @@
                 <w:sz w:val="18"/>
                 <w:szCs w:val="18"/>
               </w:rPr>
-              <w:t xml:space="preserve">A nine-question check-in at the start and again ten weeks later shows each student their own change. The questions are Groundwork's own wording, not a validated scale, and answers are only shown back to the student — they are not counted in totals without ethics review and consent. Never quote check-in results as evidence that Groundwork works.</w:t>
+              <w:t xml:space="preserve">A nine-question check-in during sign-up (straight after a one-minute story) and again ten weeks later shows each student their own change. The questions are Groundwork's own wording, not a validated scale, and answers are only shown back to the student — they are not counted in totals without ethics review and consent. Never quote check-in results as evidence that Groundwork works.</w:t>
+            </w:r>
+          </w:p>
+        </w:tc>
+      </w:tr>
+      <w:tr>
+        <w:tc>
+          <w:tcPr>
+            <w:tcW w:type="dxa" w:w="1250"/>
+            <w:tcBorders>
+              <w:top w:val="single" w:color="DCDCD4" w:sz="4"/>
+              <w:left w:val="single" w:color="DCDCD4" w:sz="4"/>
+              <w:bottom w:val="single" w:color="DCDCD4" w:sz="4"/>
+              <w:right w:val="single" w:color="DCDCD4" w:sz="4"/>
+            </w:tcBorders>
+            <w:tcMar>
+              <w:top w:type="dxa" w:w="110"/>
+              <w:left w:type="dxa" w:w="140"/>
+              <w:bottom w:type="dxa" w:w="110"/>
+              <w:right w:type="dxa" w:w="140"/>
+            </w:tcMar>
+          </w:tcPr>
+          <w:p>
+            <w:pPr>
+              <w:spacing w:line="264"/>
+            </w:pPr>
+            <w:r>
+              <w:rPr>
+                <w:rFonts w:ascii="Calibri" w:cs="Calibri" w:eastAsia="Calibri" w:hAnsi="Calibri"/>
+                <w:color w:val="17222E"/>
+                <w:sz w:val="18"/>
+                <w:szCs w:val="18"/>
+              </w:rPr>
+              <w:t xml:space="preserve">CAREFULLY</w:t>
+            </w:r>
+          </w:p>
+        </w:tc>
+        <w:tc>
+          <w:tcPr>
+            <w:tcW w:type="dxa" w:w="3376"/>
+            <w:tcBorders>
+              <w:top w:val="single" w:color="DCDCD4" w:sz="4"/>
+              <w:left w:val="single" w:color="DCDCD4" w:sz="4"/>
+              <w:bottom w:val="single" w:color="DCDCD4" w:sz="4"/>
+              <w:right w:val="single" w:color="DCDCD4" w:sz="4"/>
+            </w:tcBorders>
+            <w:tcMar>
+              <w:top w:type="dxa" w:w="110"/>
+              <w:left w:type="dxa" w:w="140"/>
+              <w:bottom w:type="dxa" w:w="110"/>
+              <w:right w:type="dxa" w:w="140"/>
+            </w:tcMar>
+          </w:tcPr>
+          <w:p>
+            <w:pPr>
+              <w:spacing w:line="264"/>
+            </w:pPr>
+            <w:r>
+              <w:rPr>
+                <w:rFonts w:ascii="Calibri" w:cs="Calibri" w:eastAsia="Calibri" w:hAnsi="Calibri"/>
+                <w:color w:val="4E5A66"/>
+                <w:sz w:val="18"/>
+                <w:szCs w:val="18"/>
+              </w:rPr>
+              <w:t xml:space="preserve">“It's locked, so nobody else can read it.”</w:t>
+            </w:r>
+          </w:p>
+        </w:tc>
+        <w:tc>
+          <w:tcPr>
+            <w:tcW w:type="dxa" w:w="4400"/>
+            <w:tcBorders>
+              <w:top w:val="single" w:color="DCDCD4" w:sz="4"/>
+              <w:left w:val="single" w:color="DCDCD4" w:sz="4"/>
+              <w:bottom w:val="single" w:color="DCDCD4" w:sz="4"/>
+              <w:right w:val="single" w:color="DCDCD4" w:sz="4"/>
+            </w:tcBorders>
+            <w:tcMar>
+              <w:top w:type="dxa" w:w="110"/>
+              <w:left w:type="dxa" w:w="140"/>
+              <w:bottom w:type="dxa" w:w="110"/>
+              <w:right w:type="dxa" w:w="140"/>
+            </w:tcMar>
+          </w:tcPr>
+          <w:p>
+            <w:pPr>
+              <w:spacing w:line="264"/>
+            </w:pPr>
+            <w:r>
+              <w:rPr>
+                <w:rFonts w:ascii="Calibri" w:cs="Calibri" w:eastAsia="Calibri" w:hAnsi="Calibri"/>
+                <w:color w:val="4E5A66"/>
+                <w:sz w:val="18"/>
+                <w:szCs w:val="18"/>
+              </w:rPr>
+              <w:t xml:space="preserve">A student can set an optional four-digit code that locks the app on that device, and the most personal entries stay hidden in the Journal until tapped. Say exactly that. The app itself says the code stops a casual look, not someone determined: it lives on the device, and getting past it means signing out, which then needs the account password.</w:t>
+            </w:r>
+          </w:p>
+        </w:tc>
+      </w:tr>
+      <w:tr>
+        <w:tc>
+          <w:tcPr>
+            <w:tcW w:type="dxa" w:w="1250"/>
+            <w:tcBorders>
+              <w:top w:val="single" w:color="DCDCD4" w:sz="4"/>
+              <w:left w:val="single" w:color="DCDCD4" w:sz="4"/>
+              <w:bottom w:val="single" w:color="DCDCD4" w:sz="4"/>
+              <w:right w:val="single" w:color="DCDCD4" w:sz="4"/>
+            </w:tcBorders>
+            <w:tcMar>
+              <w:top w:type="dxa" w:w="110"/>
+              <w:left w:type="dxa" w:w="140"/>
+              <w:bottom w:type="dxa" w:w="110"/>
+              <w:right w:type="dxa" w:w="140"/>
+            </w:tcMar>
+          </w:tcPr>
+          <w:p>
+            <w:pPr>
+              <w:spacing w:line="264"/>
+            </w:pPr>
+            <w:r>
+              <w:rPr>
+                <w:rFonts w:ascii="Calibri" w:cs="Calibri" w:eastAsia="Calibri" w:hAnsi="Calibri"/>
+                <w:color w:val="17222E"/>
+                <w:sz w:val="18"/>
+                <w:szCs w:val="18"/>
+              </w:rPr>
+              <w:t xml:space="preserve">CAREFULLY</w:t>
+            </w:r>
+          </w:p>
+        </w:tc>
+        <w:tc>
+          <w:tcPr>
+            <w:tcW w:type="dxa" w:w="3376"/>
+            <w:tcBorders>
+              <w:top w:val="single" w:color="DCDCD4" w:sz="4"/>
+              <w:left w:val="single" w:color="DCDCD4" w:sz="4"/>
+              <w:bottom w:val="single" w:color="DCDCD4" w:sz="4"/>
+              <w:right w:val="single" w:color="DCDCD4" w:sz="4"/>
+            </w:tcBorders>
+            <w:tcMar>
+              <w:top w:type="dxa" w:w="110"/>
+              <w:left w:type="dxa" w:w="140"/>
+              <w:bottom w:type="dxa" w:w="110"/>
+              <w:right w:type="dxa" w:w="140"/>
+            </w:tcMar>
+          </w:tcPr>
+          <w:p>
+            <w:pPr>
+              <w:spacing w:line="264"/>
+            </w:pPr>
+            <w:r>
+              <w:rPr>
+                <w:rFonts w:ascii="Calibri" w:cs="Calibri" w:eastAsia="Calibri" w:hAnsi="Calibri"/>
+                <w:color w:val="4E5A66"/>
+                <w:sz w:val="18"/>
+                <w:szCs w:val="18"/>
+              </w:rPr>
+              <w:t xml:space="preserve">“It supports students' cultural identity.”</w:t>
+            </w:r>
+          </w:p>
+        </w:tc>
+        <w:tc>
+          <w:tcPr>
+            <w:tcW w:type="dxa" w:w="4400"/>
+            <w:tcBorders>
+              <w:top w:val="single" w:color="DCDCD4" w:sz="4"/>
+              <w:left w:val="single" w:color="DCDCD4" w:sz="4"/>
+              <w:bottom w:val="single" w:color="DCDCD4" w:sz="4"/>
+              <w:right w:val="single" w:color="DCDCD4" w:sz="4"/>
+            </w:tcBorders>
+            <w:tcMar>
+              <w:top w:type="dxa" w:w="110"/>
+              <w:left w:type="dxa" w:w="140"/>
+              <w:bottom w:type="dxa" w:w="110"/>
+              <w:right w:type="dxa" w:w="140"/>
+            </w:tcMar>
+          </w:tcPr>
+          <w:p>
+            <w:pPr>
+              <w:spacing w:line="264"/>
+            </w:pPr>
+            <w:r>
+              <w:rPr>
+                <w:rFonts w:ascii="Calibri" w:cs="Calibri" w:eastAsia="Calibri" w:hAnsi="Calibri"/>
+                <w:color w:val="4E5A66"/>
+                <w:sz w:val="18"/>
+                <w:szCs w:val="18"/>
+              </w:rPr>
+              <w:t xml:space="preserve">Mission 3 has an optional Culture and Heritage step: four questions, each one skippable, kept private and never sent to the AI. Its wording was drafted without community input and is waiting for review by people from the communities it speaks to. Describe it exactly if asked. Don't promote it, or call it culturally safe or co-designed, until that review has happened.</w:t>
             </w:r>
           </w:p>
         </w:tc>
@@ -5582,7 +5772,7 @@
           <w:sz w:val="20"/>
           <w:szCs w:val="20"/>
         </w:rPr>
-        <w:t xml:space="preserve"> Everyone starts with Mission 1, then the weeks run one at a time. Examples change with life stage. Year 10–11s are offered Your Next Chapter around subject choice, and Year 12s and school leavers get next-year planning — Your Next Chapter, pathways and goals — first.</w:t>
+        <w:t xml:space="preserve"> Everyone starts with Mission 1, then the weeks run one at a time. Examples change with life stage. Year 10–11s are offered Your Next Chapter around subject choice, and Year 12s and school leavers get next-year planning — Your Next Chapter, pathways and goals — first. Students who have left school get questions about work and study, not the classroom.</w:t>
       </w:r>
     </w:p>
     <w:p>
@@ -5642,7 +5832,7 @@
           <w:sz w:val="20"/>
           <w:szCs w:val="20"/>
         </w:rPr>
-        <w:t xml:space="preserve"> Nobody reads student writing. That's why they write honestly.</w:t>
+        <w:t xml:space="preserve"> Nobody reads student writing. That's why they write honestly. On a shared device, an optional code locks the app.</w:t>
       </w:r>
     </w:p>
     <w:p>
@@ -5809,7 +5999,7 @@
           <w:sz w:val="20"/>
           <w:szCs w:val="20"/>
         </w:rPr>
-        <w:t xml:space="preserve"> The Character Code at week 10 — their story in one sentence and the commitments that follow — is a page a family can actually talk about, and My story puts the whole thing on one page they can choose to print.</w:t>
+        <w:t xml:space="preserve"> The Character Code at week 10 — their story in one sentence and the commitments that follow — is a page a family can actually talk about, and My story puts the whole thing on one page, with a paragraph in their own words, that they can choose to print.</w:t>
       </w:r>
     </w:p>
     <w:p>
@@ -6241,7 +6431,7 @@
           <w:sz w:val="20"/>
           <w:szCs w:val="20"/>
         </w:rPr>
-        <w:t xml:space="preserve">Answer this one precisely and without spin, because getting it wrong is a safeguarding problem. Journals are private — no teacher or parent view exists. The app therefore does not and cannot function as a disclosure channel, and it says so: it states plainly that it isn't a therapy app; a “Need to talk?” button on every screen lists free services, including Kids Helpline (1800 55 1800 in Australia); and if something a student writes sounds like they may be at risk, the app shows those services in place of its usual follow-up questions. That check is not saved, flagged or seen by anyone, so it is not a referral: it puts help in front of the student, not in front of an adult. In the same way, if several of a student's recent entries are very hard on themselves, the app suggests a different move — talking to someone, or ten minutes doing something else — again without saving or flagging anything.</w:t>
+        <w:t xml:space="preserve">Answer this one precisely and without spin, because getting it wrong is a safeguarding problem. Journals are private — no teacher or parent view exists. The app therefore does not and cannot function as a disclosure channel, and it says so: it states plainly that it isn't a therapy app; a “Need to talk?” button on every screen lists free services, including Kids Helpline (1800 55 1800 in Australia); and if something a student writes sounds like they may be at risk, the app shows those services in place of its usual follow-up questions. That check is not saved, flagged or seen by anyone, so it is not a referral: it puts help in front of the student, not in front of an adult. In the same way, if several of a student's recent entries are very hard on themselves, the app suggests a different move — talking to someone, or ten minutes doing something else — again without saving or flagging anything. The risk check runs on every reflection a student saves; the hard-on-yourself check runs on mission steps, weekly reflections, Your Next Chapter and the paragraph in My story. Both match English phrases only, so they miss slang and other languages. Never describe them as monitoring.</w:t>
       </w:r>
     </w:p>
     <w:p>
@@ -6300,7 +6490,7 @@
           <w:sz w:val="20"/>
           <w:szCs w:val="20"/>
         </w:rPr>
-        <w:t xml:space="preserve">What a student writes there stays in their own account: it is never sent anywhere (not even for the app's AI follow-up questions), never appears on My story or anything printable, and nobody else can read it. The step points to QLife, a free Australian line for LGBTIQ+ people and anyone with questions about gender or sexuality. Don't describe it as a lesson or as guidance on either subject. It is a place to reflect, and it is optional.</w:t>
+        <w:t xml:space="preserve">What a student writes there stays in their own account: it is never sent anywhere (not even for the app's AI follow-up questions), never appears on My story or anything printable, and nobody else can read it. In the Journal those entries stay hidden until the student taps to show them, Home never suggests looking back at them, and an optional code can lock the app on a shared device. The step points to QLife, a free Australian line for LGBTIQ+ people and anyone with questions about gender or sexuality. Don't describe it as a lesson or as guidance on either subject. It is a place to reflect, and it is optional.</w:t>
       </w:r>
     </w:p>
     <w:p>
@@ -6346,6 +6536,20 @@
           <w:szCs w:val="20"/>
         </w:rPr>
         <w:t xml:space="preserve">Then make the ask: a pilot cohort with pre/post measures. The app already runs a nine-question check-in during sign-up and again ten weeks later that a pilot could use once it has ethics approval and consent, alongside validated measures. Schools respond well to being invited into the evidence rather than sold a claim, and it converts the weakest part of the pitch into a reason to sign.</w:t>
+      </w:r>
+    </w:p>
+    <w:p>
+      <w:pPr>
+        <w:spacing w:after="120" w:line="276"/>
+      </w:pPr>
+      <w:r>
+        <w:rPr>
+          <w:rFonts w:ascii="Calibri" w:cs="Calibri" w:eastAsia="Calibri" w:hAnsi="Calibri"/>
+          <w:color w:val="4E5A66"/>
+          <w:sz w:val="20"/>
+          <w:szCs w:val="20"/>
+        </w:rPr>
+        <w:t xml:space="preserve">There is a written plan for that pilot: validated scales for each thing the check-in measures, run by a university research partner rather than inside the app, a comparison group that starts a term later, and the ethics and education-department approvals it needs. Say a pilot is planned, not that one is running, until a partner and approval are in place.</w:t>
       </w:r>
     </w:p>
     <w:p>
@@ -7687,7 +7891,7 @@
           <w:sz w:val="17"/>
           <w:szCs w:val="17"/>
         </w:rPr>
-        <w:t xml:space="preserve">Autobiographical authorship — Your Story So Far, The People Who Shaped You, and the Character Code's story sentence.</w:t>
+        <w:t xml:space="preserve">Autobiographical authorship — Your Story So Far, The People Who Shaped You, the Character Code's story sentence, and the yearly paragraph in My story.</w:t>
       </w:r>
     </w:p>
     <w:p>

--- a/docs/marketing/Groundwork-Marketing-Guide.docx
+++ b/docs/marketing/Groundwork-Marketing-Guide.docx
@@ -161,7 +161,7 @@
           <w:sz w:val="20"/>
           <w:szCs w:val="20"/>
         </w:rPr>
-        <w:t xml:space="preserve">One big question each: four or five reflective steps of 2–15 minutes, then a challenge carried through a week. Twenty-two steps in all, starting with a two-minute look at the story so far. Each mission also has an optional conversation with someone in the student's life, which Home suggests for a month after the mission is finished.</w:t>
+        <w:t xml:space="preserve">One big question each: four or five reflective steps of 2–15 minutes, a challenge carried through a week, then a conversation with someone in the student's life, with another way to do it for anyone who has nobody to ask. Twenty-six steps in all, starting with a two-minute look at the story so far.</w:t>
       </w:r>
     </w:p>
     <w:p>
@@ -1832,7 +1832,7 @@
                 <w:sz w:val="19"/>
                 <w:szCs w:val="19"/>
               </w:rPr>
-              <w:t xml:space="preserve">Social identity theory on group membership as a pillar of self (ref 11). Putnam's bridging-versus-bonding distinction underwrites the cross-difference activity (ref 12). McAdams: people who can say who shaped them hold a more coherent identity (ref 13). A brief belonging intervention halved a three-year GPA gap and improved self-reported health (ref 14). Its optional conversation asks an older relative where the family comes from: young people who know more of their family's stories report higher self-esteem and a stronger sense of control over their lives (ref 24).</w:t>
+              <w:t xml:space="preserve">Social identity theory on group membership as a pillar of self (ref 11). Putnam's bridging-versus-bonding distinction underwrites the cross-difference activity (ref 12). McAdams: people who can say who shaped them hold a more coherent identity (ref 13). A brief belonging intervention halved a three-year GPA gap and improved self-reported health (ref 14). Its conversation asks an older relative where the family comes from: young people who know more of their family's stories report higher self-esteem and a stronger sense of control over their lives (ref 24).</w:t>
             </w:r>
           </w:p>
         </w:tc>
@@ -2044,7 +2044,7 @@
                 <w:sz w:val="19"/>
                 <w:szCs w:val="19"/>
               </w:rPr>
-              <w:t xml:space="preserve">Turns “what do you want to do after school?” from a question that produces panic into one that produces a sentence. Especially load-bearing for Year 12, who also get Your Next Chapter: the version of next year they're hoping for, the one they'd rather avoid, a step for each, and a conversation with someone already doing it.</w:t>
+              <w:t xml:space="preserve">Turns “what do you want to do after school?” from a question that produces panic into one that produces a sentence. Especially load-bearing for Year 12, who also get Your Next Chapter: the version of next year they're hoping for, the one they'd rather avoid, a step for each, and a conversation with someone already doing it. Year 7–9 get the same shape at a nearer distance: an ordinary Tuesday at 16, and next year at school.</w:t>
             </w:r>
           </w:p>
         </w:tc>
@@ -5009,7 +5009,7 @@
                 <w:sz w:val="18"/>
                 <w:szCs w:val="18"/>
               </w:rPr>
-              <w:t xml:space="preserve">It adapts on one real axis: life stage, chosen at onboarding (Year 7–9, 10–11 or 12, just left school, or a few years out). That changes the examples, and for Year 12 and school leavers it puts next-year planning first. For anyone who has left school, the questions set at school are reworded for work and study, and the future steps picture an age a few years ahead of theirs rather than a fixed 21. Everyone starts with Mission 1. Describe that specifically. “Personalised” unqualified implies an adaptive engine that isn't there.</w:t>
+              <w:t xml:space="preserve">It adapts on one real axis: life stage, chosen at onboarding (Year 7–9, 10–11 or 12, just left school, or a few years out). That changes the examples, and for Year 12 and school leavers it puts next-year planning first. For anyone who has left school, the questions set at school are reworded for work and study, and the future steps picture an age a few years ahead of theirs rather than a fixed 21. Year 7–9 picture a nearer future and get more concrete versions of the story tasks, because finding one theme across your life mostly arrives later in adolescence (ref 25). Everyone starts with Mission 1. Describe that specifically. “Personalised” unqualified implies an adaptive engine that isn't there.</w:t>
             </w:r>
           </w:p>
         </w:tc>
@@ -5579,7 +5579,7 @@
                 <w:sz w:val="18"/>
                 <w:szCs w:val="18"/>
               </w:rPr>
-              <w:t xml:space="preserve">There is no teacher dashboard and journals are private by design. Promising visibility that doesn't exist — and shouldn't — sets up a failed implementation. If a school needs oversight, sell completion counts, never content.</w:t>
+              <w:t xml:space="preserve">There is no teacher dashboard and journals are private by design. Promising visibility that doesn't exist — and shouldn't — sets up a failed implementation. The most Groundwork can offer is completion totals: how many students finish each step, across everyone, with counts under five hidden. There's no per-class or per-student view, so don't promise one, and never anything a student wrote.</w:t>
             </w:r>
           </w:p>
         </w:tc>
@@ -5742,7 +5742,7 @@
           <w:sz w:val="20"/>
           <w:szCs w:val="20"/>
         </w:rPr>
-        <w:t xml:space="preserve"> Self-guided, twenty-two mission steps plus a weekly cadence, at the student's pace.</w:t>
+        <w:t xml:space="preserve"> Self-guided, twenty-six mission steps plus a weekly cadence, at the student's pace.</w:t>
       </w:r>
     </w:p>
     <w:p>
@@ -5772,7 +5772,7 @@
           <w:sz w:val="20"/>
           <w:szCs w:val="20"/>
         </w:rPr>
-        <w:t xml:space="preserve"> Everyone starts with Mission 1, then the weeks run one at a time. Examples change with life stage. Year 10–11s are offered Your Next Chapter around subject choice, and Year 12s and school leavers get next-year planning — Your Next Chapter, pathways and goals — first. Students who have left school get questions about work and study, not the classroom.</w:t>
+        <w:t xml:space="preserve"> Everyone starts with Mission 1, then the weeks run one at a time. Examples change with life stage. Year 10–11s are offered Your Next Chapter around subject choice, and Year 12s and school leavers get next-year planning — Your Next Chapter, pathways and goals — first. Students who have left school get questions about work and study, not the classroom. Year 7–9 get a nearer future, more concrete tasks, and less to read before each question.</w:t>
       </w:r>
     </w:p>
     <w:p>
@@ -5969,7 +5969,7 @@
           <w:sz w:val="20"/>
           <w:szCs w:val="20"/>
         </w:rPr>
-        <w:t xml:space="preserve"> Each mission has an optional conversation — what they were like as a kid, where the family comes from, how you chose your path — and week 8 asks them to name two adults worth learning from and go and spend time with them.</w:t>
+        <w:t xml:space="preserve"> Each mission ends in a conversation — what they were like as a kid, where the family comes from, how you chose your path — and week 8 asks them to name two adults worth learning from and go and spend time with them.</w:t>
       </w:r>
     </w:p>
     <w:p>
@@ -6386,7 +6386,7 @@
           <w:sz w:val="20"/>
           <w:szCs w:val="20"/>
         </w:rPr>
-        <w:t xml:space="preserve">Agreed, and Groundwork is built to be a low-frequency one. There are no notifications, no streaks, and no daily engagement target — the app has nothing to gain from a student being on it. The weekly cadence is one question and one action; the mission steps run 2–15 minutes each, twenty-two of them across the whole programme.</w:t>
+        <w:t xml:space="preserve">Agreed, and Groundwork is built to be a low-frequency one. There are no notifications, no streaks, and no daily engagement target — the app has nothing to gain from a student being on it. The weekly cadence is one question and one action; the mission steps run 2–15 minutes each, twenty-six of them across the whole programme.</w:t>
       </w:r>
     </w:p>
     <w:p>
@@ -6431,7 +6431,7 @@
           <w:sz w:val="20"/>
           <w:szCs w:val="20"/>
         </w:rPr>
-        <w:t xml:space="preserve">Answer this one precisely and without spin, because getting it wrong is a safeguarding problem. Journals are private — no teacher or parent view exists. The app therefore does not and cannot function as a disclosure channel, and it says so: it states plainly that it isn't a therapy app; a “Need to talk?” button on every screen lists free services, including Kids Helpline (1800 55 1800 in Australia); and if something a student writes sounds like they may be at risk, the app shows those services in place of its usual follow-up questions. That check is not saved, flagged or seen by anyone, so it is not a referral: it puts help in front of the student, not in front of an adult. In the same way, if several of a student's recent entries are very hard on themselves, the app suggests a different move — talking to someone, or ten minutes doing something else — again without saving or flagging anything. The risk check runs on every reflection a student saves; the hard-on-yourself check runs on mission steps, weekly reflections, Your Next Chapter and the paragraph in My story. Both match English phrases only, so they miss slang and other languages. Never describe them as monitoring.</w:t>
+        <w:t xml:space="preserve">Answer this one precisely and without spin, because getting it wrong is a safeguarding problem. Journals are private — no teacher or parent view exists. The app therefore does not and cannot function as a disclosure channel, and it says so: it states plainly that it isn't a therapy app; a “Need to talk?” button on every screen lists free services, including Kids Helpline (1800 55 1800 in Australia); and if something a student writes sounds like they may be at risk, the app shows those services in place of its usual follow-up questions. That check is not saved, flagged or seen by anyone, so it is not a referral: it puts help in front of the student, not in front of an adult. In the same way, if several of a student's recent entries are very hard on themselves, the app suggests a different move — talking to someone, or ten minutes doing something else — again without saving or flagging anything. The risk check runs on every reflection a student saves; the hard-on-yourself check runs on mission steps, weekly reflections, Your Next Chapter and the paragraph in My story. Both match a list of English phrases, including some common online slang. Until they're co-designed with young people they'll still miss a lot, and every other language. Never describe them as monitoring.</w:t>
       </w:r>
     </w:p>
     <w:p>
@@ -6549,7 +6549,7 @@
           <w:sz w:val="20"/>
           <w:szCs w:val="20"/>
         </w:rPr>
-        <w:t xml:space="preserve">There is a written plan for that pilot: validated scales for each thing the check-in measures, run by a university research partner rather than inside the app, a comparison group that starts a term later, and the ethics and education-department approvals it needs. Say a pilot is planned, not that one is running, until a partner and approval are in place.</w:t>
+        <w:t xml:space="preserve">There is a written plan for that pilot: validated scales for each thing the check-in measures, run by a university research partner rather than inside the app, a comparison group that starts a term later, and the ethics and education-department approvals it needs. Say a pilot is planned, not that one is running, until a partner and approval are in place. From 20 October the app can also report how many students finish each step, as totals with small numbers hidden. That's useful for a pilot's feasibility measures, but it's never evidence that Groundwork works.</w:t>
       </w:r>
     </w:p>
     <w:p>
@@ -7072,7 +7072,7 @@
           <w:sz w:val="20"/>
           <w:szCs w:val="20"/>
         </w:rPr>
-        <w:t xml:space="preserve">Items 1, 2, 5–8, 11–13 and 15 are the frameworks Groundwork's activities are built on. Items 3, 4, 9, 10, 14 and 16–24 are the empirical results quoted in this guide. Verified September 2026; item 24 added October 2026.</w:t>
+        <w:t xml:space="preserve">Items 1, 2, 5–8, 11–13 and 15 are the frameworks Groundwork's activities are built on. Items 3, 4, 9, 10, 14 and 16–25 are the empirical results quoted in this guide. Verified September 2026; items 24 and 25 added October 2026.</w:t>
       </w:r>
     </w:p>
     <w:p>
@@ -8080,7 +8080,7 @@
           <w:sz w:val="17"/>
           <w:szCs w:val="17"/>
         </w:rPr>
-        <w:t xml:space="preserve">141 intervention / 123 control Year 8 students; grades, test scores and attendance up, misbehaviour and depression down, sustained at two years. Also the basis for Your Next Chapter.</w:t>
+        <w:t xml:space="preserve">141 intervention / 123 control Year 8 students; grades, test scores and attendance up, misbehaviour and depression down, sustained at two years. Also the basis for Your Next Chapter, including the Year 7–9 version about next year at school.</w:t>
       </w:r>
     </w:p>
     <w:p>
@@ -8584,7 +8584,70 @@
           <w:sz w:val="17"/>
           <w:szCs w:val="17"/>
         </w:rPr>
-        <w:t xml:space="preserve">Knowing more family stories goes with higher self-esteem and a stronger sense of control — Mission 3's optional conversation.</w:t>
+        <w:t xml:space="preserve">Knowing more family stories goes with higher self-esteem and a stronger sense of control — Mission 3's conversation.</w:t>
+      </w:r>
+    </w:p>
+    <w:p>
+      <w:pPr>
+        <w:spacing w:after="20" w:before="100" w:line="264"/>
+        <w:ind w:left="420" w:hanging="420"/>
+      </w:pPr>
+      <w:r>
+        <w:rPr>
+          <w:rFonts w:ascii="Calibri" w:cs="Calibri" w:eastAsia="Calibri" w:hAnsi="Calibri"/>
+          <w:b/>
+          <w:bCs/>
+          <w:color w:val="17222E"/>
+          <w:sz w:val="19"/>
+          <w:szCs w:val="19"/>
+        </w:rPr>
+        <w:t xml:space="preserve">25.  </w:t>
+      </w:r>
+      <w:r>
+        <w:rPr>
+          <w:rFonts w:ascii="Calibri" w:cs="Calibri" w:eastAsia="Calibri" w:hAnsi="Calibri"/>
+          <w:color w:val="4E5A66"/>
+          <w:sz w:val="19"/>
+          <w:szCs w:val="19"/>
+        </w:rPr>
+        <w:t xml:space="preserve">Habermas, T., &amp; Bluck, S. (2000). Getting a life: The emergence of the life story in adolescence. </w:t>
+      </w:r>
+      <w:r>
+        <w:rPr>
+          <w:rFonts w:ascii="Calibri" w:cs="Calibri" w:eastAsia="Calibri" w:hAnsi="Calibri"/>
+          <w:i/>
+          <w:iCs/>
+          <w:color w:val="4E5A66"/>
+          <w:sz w:val="19"/>
+          <w:szCs w:val="19"/>
+        </w:rPr>
+        <w:t xml:space="preserve">Psychological Bulletin, 126</w:t>
+      </w:r>
+      <w:r>
+        <w:rPr>
+          <w:rFonts w:ascii="Calibri" w:cs="Calibri" w:eastAsia="Calibri" w:hAnsi="Calibri"/>
+          <w:color w:val="4E5A66"/>
+          <w:sz w:val="19"/>
+          <w:szCs w:val="19"/>
+        </w:rPr>
+        <w:t xml:space="preserve">(5), 748–769.</w:t>
+      </w:r>
+    </w:p>
+    <w:p>
+      <w:pPr>
+        <w:spacing w:after="60" w:line="252"/>
+        <w:ind w:left="420"/>
+      </w:pPr>
+      <w:r>
+        <w:rPr>
+          <w:rFonts w:ascii="Calibri" w:cs="Calibri" w:eastAsia="Calibri" w:hAnsi="Calibri"/>
+          <w:i/>
+          <w:iCs/>
+          <w:color w:val="7E8892"/>
+          <w:sz w:val="17"/>
+          <w:szCs w:val="17"/>
+        </w:rPr>
+        <w:t xml:space="preserve">Finding one theme across your life mostly arrives in late adolescence — why Year 7–9 get more concrete versions of the Through-Line, the story sentence and the yearly paragraph.</w:t>
       </w:r>
     </w:p>
     <w:p>

--- a/docs/marketing/Groundwork-Marketing-Guide.docx
+++ b/docs/marketing/Groundwork-Marketing-Guide.docx
@@ -4693,7 +4693,7 @@
                 <w:sz w:val="18"/>
                 <w:szCs w:val="18"/>
               </w:rPr>
-              <w:t xml:space="preserve">“No teacher or parent can read a student's journal. That's a design decision, not a settings default.”</w:t>
+              <w:t xml:space="preserve">“Groundwork gives students practice in the Identities and change content of the Australian Curriculum’s HPE learning area, and fits the Student voice and Support elements of the Australian Student Wellbeing Framework.”</w:t>
             </w:r>
           </w:p>
         </w:tc>
@@ -4724,7 +4724,7 @@
                 <w:sz w:val="18"/>
                 <w:szCs w:val="18"/>
               </w:rPr>
-              <w:t xml:space="preserve">True and enforced in the schema's row-level security. Lead with it in parent communications rather than burying it — it is the objection you would otherwise spend the meeting on.</w:t>
+              <w:t xml:space="preserve">Mapped code by code in the repository (docs/curriculum-alignment.md): AC9HP8P01–P02 for Years 7–8 and AC9HP10P01–P02 for Years 9–10, part of the Personal, social and community health strand, plus the Personal and Social and Ethical Understanding capabilities. Say “gives practice in” or “supports”, never “covers” or “delivers”: nothing in Groundwork is taught or assessed. Name the strand, because there’s nothing for Movement and physical activity. The mapping stops at Year 10, which is where the F–10 curriculum ends. (refs 26, 27)</w:t>
             </w:r>
           </w:p>
         </w:tc>
@@ -4757,7 +4757,7 @@
                 <w:sz w:val="18"/>
                 <w:szCs w:val="18"/>
               </w:rPr>
-              <w:t xml:space="preserve">CAREFULLY</w:t>
+              <w:t xml:space="preserve">SAY IT</w:t>
             </w:r>
           </w:p>
         </w:tc>
@@ -4788,7 +4788,7 @@
                 <w:sz w:val="18"/>
                 <w:szCs w:val="18"/>
               </w:rPr>
-              <w:t xml:space="preserve">“Writing about yourself has measurable benefits.”</w:t>
+              <w:t xml:space="preserve">“No teacher or parent can read a student's journal. That's a design decision, not a settings default.”</w:t>
             </w:r>
           </w:p>
         </w:tc>
@@ -4819,7 +4819,7 @@
                 <w:sz w:val="18"/>
                 <w:szCs w:val="18"/>
               </w:rPr>
-              <w:t xml:space="preserve">True but small. The best meta-analysis of experimental disclosure found an average effect of r = .075 across 146 randomised studies — real, cheap to deliver, and considerably smaller than earlier syntheses claimed. Say “a small, well-replicated benefit”. Never imply it is therapeutic. (ref 22)</w:t>
+              <w:t xml:space="preserve">True and enforced in the schema's row-level security. Lead with it in parent communications rather than burying it — it is the objection you would otherwise spend the meeting on.</w:t>
             </w:r>
           </w:p>
         </w:tc>
@@ -4883,7 +4883,7 @@
                 <w:sz w:val="18"/>
                 <w:szCs w:val="18"/>
               </w:rPr>
-              <w:t xml:space="preserve">“Character education works.”</w:t>
+              <w:t xml:space="preserve">“Writing about yourself has measurable benefits.”</w:t>
             </w:r>
           </w:p>
         </w:tc>
@@ -4914,7 +4914,7 @@
                 <w:sz w:val="18"/>
                 <w:szCs w:val="18"/>
               </w:rPr>
-              <w:t xml:space="preserve">The evidence base is real but uneven in quality, and effective programmes share features — multi-year, whole-school, adult modelling — that a self-guided app does not supply on its own. Position Groundwork as the student-facing spine of a character programme, not a replacement for one. (ref 23)</w:t>
+              <w:t xml:space="preserve">True but small. The best meta-analysis of experimental disclosure found an average effect of r = .075 across 146 randomised studies — real, cheap to deliver, and considerably smaller than earlier syntheses claimed. Say “a small, well-replicated benefit”. Never imply it is therapeutic. (ref 22)</w:t>
             </w:r>
           </w:p>
         </w:tc>
@@ -4978,7 +4978,7 @@
                 <w:sz w:val="18"/>
                 <w:szCs w:val="18"/>
               </w:rPr>
-              <w:t xml:space="preserve">“The programme is personalised to each student.”</w:t>
+              <w:t xml:space="preserve">“Character education works.”</w:t>
             </w:r>
           </w:p>
         </w:tc>
@@ -5009,7 +5009,7 @@
                 <w:sz w:val="18"/>
                 <w:szCs w:val="18"/>
               </w:rPr>
-              <w:t xml:space="preserve">It adapts on one real axis: life stage, chosen at onboarding (Year 7–9, 10–11 or 12, just left school, or a few years out). That changes the examples, and for Year 12 and school leavers it puts next-year planning first. For anyone who has left school, the questions set at school are reworded for work and study, and the future steps picture an age a few years ahead of theirs rather than a fixed 21. Year 7–9 picture a nearer future and get more concrete versions of the story tasks, because finding one theme across your life mostly arrives later in adolescence (ref 25). Everyone starts with Mission 1. Describe that specifically. “Personalised” unqualified implies an adaptive engine that isn't there.</w:t>
+              <w:t xml:space="preserve">The evidence base is real but uneven in quality, and effective programmes share features — multi-year, whole-school, adult modelling — that a self-guided app does not supply on its own. Position Groundwork as the student-facing spine of a character programme, not a replacement for one. (ref 23)</w:t>
             </w:r>
           </w:p>
         </w:tc>
@@ -5073,7 +5073,7 @@
                 <w:sz w:val="18"/>
                 <w:szCs w:val="18"/>
               </w:rPr>
-              <w:t xml:space="preserve">“Students get to see whether it's made a difference to them.”</w:t>
+              <w:t xml:space="preserve">“The programme is personalised to each student.”</w:t>
             </w:r>
           </w:p>
         </w:tc>
@@ -5104,7 +5104,7 @@
                 <w:sz w:val="18"/>
                 <w:szCs w:val="18"/>
               </w:rPr>
-              <w:t xml:space="preserve">A nine-question check-in during sign-up (straight after a one-minute story) and again ten weeks later shows each student their own change. The questions are Groundwork's own wording, not a validated scale, and answers are only shown back to the student — they are not counted in totals without ethics review and consent. Never quote check-in results as evidence that Groundwork works.</w:t>
+              <w:t xml:space="preserve">It adapts on one real axis: life stage, chosen at onboarding (Year 7–9, 10–11 or 12, just left school, or a few years out). That changes the examples, and for Year 12 and school leavers it puts next-year planning first. For anyone who has left school, the questions set at school are reworded for work and study, and the future steps picture an age a few years ahead of theirs rather than a fixed 21. Year 7–9 picture a nearer future and get more concrete versions of the story tasks, because finding one theme across your life mostly arrives later in adolescence (ref 25). Everyone starts with Mission 1. Describe that specifically. “Personalised” unqualified implies an adaptive engine that isn't there.</w:t>
             </w:r>
           </w:p>
         </w:tc>
@@ -5168,7 +5168,7 @@
                 <w:sz w:val="18"/>
                 <w:szCs w:val="18"/>
               </w:rPr>
-              <w:t xml:space="preserve">“It's locked, so nobody else can read it.”</w:t>
+              <w:t xml:space="preserve">“Students get to see whether it's made a difference to them.”</w:t>
             </w:r>
           </w:p>
         </w:tc>
@@ -5199,7 +5199,7 @@
                 <w:sz w:val="18"/>
                 <w:szCs w:val="18"/>
               </w:rPr>
-              <w:t xml:space="preserve">A student can set an optional four-digit code that locks the app on that device, and the most personal entries stay hidden in the Journal until tapped. Say exactly that. The app itself says the code stops a casual look, not someone determined: it lives on the device, and getting past it means signing out, which then needs the account password.</w:t>
+              <w:t xml:space="preserve">A nine-question check-in during sign-up (straight after a one-minute story) and again ten weeks later shows each student their own change. The questions are Groundwork's own wording, not a validated scale, and answers are only shown back to the student — they are not counted in totals without ethics review and consent. Never quote check-in results as evidence that Groundwork works.</w:t>
             </w:r>
           </w:p>
         </w:tc>
@@ -5263,7 +5263,7 @@
                 <w:sz w:val="18"/>
                 <w:szCs w:val="18"/>
               </w:rPr>
-              <w:t xml:space="preserve">“It supports students' cultural identity.”</w:t>
+              <w:t xml:space="preserve">“It's locked, so nobody else can read it.”</w:t>
             </w:r>
           </w:p>
         </w:tc>
@@ -5294,7 +5294,7 @@
                 <w:sz w:val="18"/>
                 <w:szCs w:val="18"/>
               </w:rPr>
-              <w:t xml:space="preserve">Mission 3 has an optional Culture and Heritage step: four questions, each one skippable, kept private and never sent to the AI. Its wording was drafted without community input and is waiting for review by people from the communities it speaks to. Describe it exactly if asked. Don't promote it, or call it culturally safe or co-designed, until that review has happened.</w:t>
+              <w:t xml:space="preserve">A student can set an optional four-digit code that locks the app on that device, and the most personal entries stay hidden in the Journal until tapped. Say exactly that. The app itself says the code stops a casual look, not someone determined: it lives on the device, and getting past it means signing out, which then needs the account password.</w:t>
             </w:r>
           </w:p>
         </w:tc>
@@ -5327,7 +5327,7 @@
                 <w:sz w:val="18"/>
                 <w:szCs w:val="18"/>
               </w:rPr>
-              <w:t xml:space="preserve">NEVER</w:t>
+              <w:t xml:space="preserve">CAREFULLY</w:t>
             </w:r>
           </w:p>
         </w:tc>
@@ -5358,7 +5358,7 @@
                 <w:sz w:val="18"/>
                 <w:szCs w:val="18"/>
               </w:rPr>
-              <w:t xml:space="preserve">Anything that positions Groundwork as therapy, treatment, or a mental-health intervention.</w:t>
+              <w:t xml:space="preserve">“It supports students' cultural identity.”</w:t>
             </w:r>
           </w:p>
         </w:tc>
@@ -5389,7 +5389,7 @@
                 <w:sz w:val="18"/>
                 <w:szCs w:val="18"/>
               </w:rPr>
-              <w:t xml:space="preserve">The app says “this isn't a therapy app” on its own landing page and in settings, and directs students to Kids Helpline. Marketing must not contradict the product. This also keeps Groundwork out of a regulatory category it is not built for.</w:t>
+              <w:t xml:space="preserve">Mission 3 has an optional Culture and Heritage step: four questions, each one skippable, kept private and never sent to the AI. Its wording was drafted without community input and is waiting for review by people from the communities it speaks to. Describe it exactly if asked. Don't promote it, or call it culturally safe or co-designed, until that review has happened.</w:t>
             </w:r>
           </w:p>
         </w:tc>
@@ -5453,7 +5453,7 @@
                 <w:sz w:val="18"/>
                 <w:szCs w:val="18"/>
               </w:rPr>
-              <w:t xml:space="preserve">Any figure from section 6 attributed to Groundwork itself.</w:t>
+              <w:t xml:space="preserve">Anything that positions Groundwork as therapy, treatment, or a mental-health intervention.</w:t>
             </w:r>
           </w:p>
         </w:tc>
@@ -5484,7 +5484,7 @@
                 <w:sz w:val="18"/>
                 <w:szCs w:val="18"/>
               </w:rPr>
-              <w:t xml:space="preserve">No outcome study of Groundwork exists yet. “Programmes of this kind have been shown to…” is defensible; “Groundwork delivers…” is not, until there is a pilot with pre/post data behind it.</w:t>
+              <w:t xml:space="preserve">The app says “this isn't a therapy app” on its own landing page and in settings, and directs students to Kids Helpline. Marketing must not contradict the product. This also keeps Groundwork out of a regulatory category it is not built for.</w:t>
             </w:r>
           </w:p>
         </w:tc>
@@ -5548,7 +5548,7 @@
                 <w:sz w:val="18"/>
                 <w:szCs w:val="18"/>
               </w:rPr>
-              <w:t xml:space="preserve">“Track your students' progress”, said to a teacher or school.</w:t>
+              <w:t xml:space="preserve">Any figure from section 6 attributed to Groundwork itself.</w:t>
             </w:r>
           </w:p>
         </w:tc>
@@ -5579,7 +5579,197 @@
                 <w:sz w:val="18"/>
                 <w:szCs w:val="18"/>
               </w:rPr>
+              <w:t xml:space="preserve">No outcome study of Groundwork exists yet. “Programmes of this kind have been shown to…” is defensible; “Groundwork delivers…” is not, until there is a pilot with pre/post data behind it.</w:t>
+            </w:r>
+          </w:p>
+        </w:tc>
+      </w:tr>
+      <w:tr>
+        <w:tc>
+          <w:tcPr>
+            <w:tcW w:type="dxa" w:w="1250"/>
+            <w:tcBorders>
+              <w:top w:val="single" w:color="DCDCD4" w:sz="4"/>
+              <w:left w:val="single" w:color="DCDCD4" w:sz="4"/>
+              <w:bottom w:val="single" w:color="DCDCD4" w:sz="4"/>
+              <w:right w:val="single" w:color="DCDCD4" w:sz="4"/>
+            </w:tcBorders>
+            <w:tcMar>
+              <w:top w:type="dxa" w:w="110"/>
+              <w:left w:type="dxa" w:w="140"/>
+              <w:bottom w:type="dxa" w:w="110"/>
+              <w:right w:type="dxa" w:w="140"/>
+            </w:tcMar>
+          </w:tcPr>
+          <w:p>
+            <w:pPr>
+              <w:spacing w:line="264"/>
+            </w:pPr>
+            <w:r>
+              <w:rPr>
+                <w:rFonts w:ascii="Calibri" w:cs="Calibri" w:eastAsia="Calibri" w:hAnsi="Calibri"/>
+                <w:color w:val="17222E"/>
+                <w:sz w:val="18"/>
+                <w:szCs w:val="18"/>
+              </w:rPr>
+              <w:t xml:space="preserve">NEVER</w:t>
+            </w:r>
+          </w:p>
+        </w:tc>
+        <w:tc>
+          <w:tcPr>
+            <w:tcW w:type="dxa" w:w="3376"/>
+            <w:tcBorders>
+              <w:top w:val="single" w:color="DCDCD4" w:sz="4"/>
+              <w:left w:val="single" w:color="DCDCD4" w:sz="4"/>
+              <w:bottom w:val="single" w:color="DCDCD4" w:sz="4"/>
+              <w:right w:val="single" w:color="DCDCD4" w:sz="4"/>
+            </w:tcBorders>
+            <w:tcMar>
+              <w:top w:type="dxa" w:w="110"/>
+              <w:left w:type="dxa" w:w="140"/>
+              <w:bottom w:type="dxa" w:w="110"/>
+              <w:right w:type="dxa" w:w="140"/>
+            </w:tcMar>
+          </w:tcPr>
+          <w:p>
+            <w:pPr>
+              <w:spacing w:line="264"/>
+            </w:pPr>
+            <w:r>
+              <w:rPr>
+                <w:rFonts w:ascii="Calibri" w:cs="Calibri" w:eastAsia="Calibri" w:hAnsi="Calibri"/>
+                <w:color w:val="4E5A66"/>
+                <w:sz w:val="18"/>
+                <w:szCs w:val="18"/>
+              </w:rPr>
+              <w:t xml:space="preserve">“Track your students' progress”, said to a teacher or school.</w:t>
+            </w:r>
+          </w:p>
+        </w:tc>
+        <w:tc>
+          <w:tcPr>
+            <w:tcW w:type="dxa" w:w="4400"/>
+            <w:tcBorders>
+              <w:top w:val="single" w:color="DCDCD4" w:sz="4"/>
+              <w:left w:val="single" w:color="DCDCD4" w:sz="4"/>
+              <w:bottom w:val="single" w:color="DCDCD4" w:sz="4"/>
+              <w:right w:val="single" w:color="DCDCD4" w:sz="4"/>
+            </w:tcBorders>
+            <w:tcMar>
+              <w:top w:type="dxa" w:w="110"/>
+              <w:left w:type="dxa" w:w="140"/>
+              <w:bottom w:type="dxa" w:w="110"/>
+              <w:right w:type="dxa" w:w="140"/>
+            </w:tcMar>
+          </w:tcPr>
+          <w:p>
+            <w:pPr>
+              <w:spacing w:line="264"/>
+            </w:pPr>
+            <w:r>
+              <w:rPr>
+                <w:rFonts w:ascii="Calibri" w:cs="Calibri" w:eastAsia="Calibri" w:hAnsi="Calibri"/>
+                <w:color w:val="4E5A66"/>
+                <w:sz w:val="18"/>
+                <w:szCs w:val="18"/>
+              </w:rPr>
               <w:t xml:space="preserve">There is no teacher dashboard and journals are private by design. Promising visibility that doesn't exist — and shouldn't — sets up a failed implementation. The most Groundwork can offer is completion totals: how many students finish each step, across everyone, with counts under five hidden. There's no per-class or per-student view, so don't promise one, and never anything a student wrote.</w:t>
+            </w:r>
+          </w:p>
+        </w:tc>
+      </w:tr>
+      <w:tr>
+        <w:tc>
+          <w:tcPr>
+            <w:tcW w:type="dxa" w:w="1250"/>
+            <w:tcBorders>
+              <w:top w:val="single" w:color="DCDCD4" w:sz="4"/>
+              <w:left w:val="single" w:color="DCDCD4" w:sz="4"/>
+              <w:bottom w:val="single" w:color="DCDCD4" w:sz="4"/>
+              <w:right w:val="single" w:color="DCDCD4" w:sz="4"/>
+            </w:tcBorders>
+            <w:tcMar>
+              <w:top w:type="dxa" w:w="110"/>
+              <w:left w:type="dxa" w:w="140"/>
+              <w:bottom w:type="dxa" w:w="110"/>
+              <w:right w:type="dxa" w:w="140"/>
+            </w:tcMar>
+          </w:tcPr>
+          <w:p>
+            <w:pPr>
+              <w:spacing w:line="264"/>
+            </w:pPr>
+            <w:r>
+              <w:rPr>
+                <w:rFonts w:ascii="Calibri" w:cs="Calibri" w:eastAsia="Calibri" w:hAnsi="Calibri"/>
+                <w:color w:val="17222E"/>
+                <w:sz w:val="18"/>
+                <w:szCs w:val="18"/>
+              </w:rPr>
+              <w:t xml:space="preserve">NEVER</w:t>
+            </w:r>
+          </w:p>
+        </w:tc>
+        <w:tc>
+          <w:tcPr>
+            <w:tcW w:type="dxa" w:w="3376"/>
+            <w:tcBorders>
+              <w:top w:val="single" w:color="DCDCD4" w:sz="4"/>
+              <w:left w:val="single" w:color="DCDCD4" w:sz="4"/>
+              <w:bottom w:val="single" w:color="DCDCD4" w:sz="4"/>
+              <w:right w:val="single" w:color="DCDCD4" w:sz="4"/>
+            </w:tcBorders>
+            <w:tcMar>
+              <w:top w:type="dxa" w:w="110"/>
+              <w:left w:type="dxa" w:w="140"/>
+              <w:bottom w:type="dxa" w:w="110"/>
+              <w:right w:type="dxa" w:w="140"/>
+            </w:tcMar>
+          </w:tcPr>
+          <w:p>
+            <w:pPr>
+              <w:spacing w:line="264"/>
+            </w:pPr>
+            <w:r>
+              <w:rPr>
+                <w:rFonts w:ascii="Calibri" w:cs="Calibri" w:eastAsia="Calibri" w:hAnsi="Calibri"/>
+                <w:color w:val="4E5A66"/>
+                <w:sz w:val="18"/>
+                <w:szCs w:val="18"/>
+              </w:rPr>
+              <w:t xml:space="preserve">“Covers the HPE curriculum”, or anything implying Groundwork teaches consent, respectful relationships or protective behaviours.</w:t>
+            </w:r>
+          </w:p>
+        </w:tc>
+        <w:tc>
+          <w:tcPr>
+            <w:tcW w:type="dxa" w:w="4400"/>
+            <w:tcBorders>
+              <w:top w:val="single" w:color="DCDCD4" w:sz="4"/>
+              <w:left w:val="single" w:color="DCDCD4" w:sz="4"/>
+              <w:bottom w:val="single" w:color="DCDCD4" w:sz="4"/>
+              <w:right w:val="single" w:color="DCDCD4" w:sz="4"/>
+            </w:tcBorders>
+            <w:tcMar>
+              <w:top w:type="dxa" w:w="110"/>
+              <w:left w:type="dxa" w:w="140"/>
+              <w:bottom w:type="dxa" w:w="110"/>
+              <w:right w:type="dxa" w:w="140"/>
+            </w:tcMar>
+          </w:tcPr>
+          <w:p>
+            <w:pPr>
+              <w:spacing w:line="264"/>
+            </w:pPr>
+            <w:r>
+              <w:rPr>
+                <w:rFonts w:ascii="Calibri" w:cs="Calibri" w:eastAsia="Calibri" w:hAnsi="Calibri"/>
+                <w:color w:val="4E5A66"/>
+                <w:sz w:val="18"/>
+                <w:szCs w:val="18"/>
+              </w:rPr>
+              <w:t xml:space="preserve">The mapping lists these as gaps, on purpose: they need a teacher, a class and the school’s own respectful relationships programme. A school that buys Groundwork thinking those boxes are ticked has been misled, and will find out. Don’t claim the Aboriginal and Torres Strait Islander cross-curriculum priority either, until the Culture and Heritage review is done.</w:t>
             </w:r>
           </w:p>
         </w:tc>
@@ -5712,7 +5902,7 @@
           <w:sz w:val="20"/>
           <w:szCs w:val="20"/>
         </w:rPr>
-        <w:t xml:space="preserve"> Five CASEL competencies, activity by activity.</w:t>
+        <w:t xml:space="preserve"> Five CASEL competencies, activity by activity, and the HPE curriculum's Identities and change content, code by code.</w:t>
       </w:r>
     </w:p>
     <w:p>
@@ -6849,7 +7039,7 @@
                 <w:sz w:val="20"/>
                 <w:szCs w:val="20"/>
               </w:rPr>
-              <w:t xml:space="preserve">Two things worth knowing up front. Every activity maps to a CASEL competency and I'm happy to send the mapping. And no teacher or parent can read student writing — that's deliberate, and it's why they write honestly.</w:t>
+              <w:t xml:space="preserve">Two things worth knowing up front. Every activity maps to a CASEL competency, and to the Identities and change content of the HPE curriculum, and I'm happy to send both mappings. And no teacher or parent can read student writing — that's deliberate, and it's why they write honestly.</w:t>
             </w:r>
           </w:p>
           <w:p>
@@ -7072,7 +7262,7 @@
           <w:sz w:val="20"/>
           <w:szCs w:val="20"/>
         </w:rPr>
-        <w:t xml:space="preserve">Items 1, 2, 5–8, 11–13 and 15 are the frameworks Groundwork's activities are built on. Items 3, 4, 9, 10, 14 and 16–25 are the empirical results quoted in this guide. Verified September 2026; items 24 and 25 added October 2026.</w:t>
+        <w:t xml:space="preserve">Items 1, 2, 5–8, 11–13 and 15 are the frameworks Groundwork's activities are built on. Items 3, 4, 9, 10, 14 and 16–25 are the empirical results quoted in this guide. Items 26 and 27 are the Australian documents the curriculum line is mapped against. Verified September 2026; items 24–27 added October 2026.</w:t>
       </w:r>
     </w:p>
     <w:p>
@@ -8652,6 +8842,132 @@
     </w:p>
     <w:p>
       <w:pPr>
+        <w:spacing w:after="20" w:before="100" w:line="264"/>
+        <w:ind w:left="420" w:hanging="420"/>
+      </w:pPr>
+      <w:r>
+        <w:rPr>
+          <w:rFonts w:ascii="Calibri" w:cs="Calibri" w:eastAsia="Calibri" w:hAnsi="Calibri"/>
+          <w:b/>
+          <w:bCs/>
+          <w:color w:val="17222E"/>
+          <w:sz w:val="19"/>
+          <w:szCs w:val="19"/>
+        </w:rPr>
+        <w:t xml:space="preserve">26.  </w:t>
+      </w:r>
+      <w:r>
+        <w:rPr>
+          <w:rFonts w:ascii="Calibri" w:cs="Calibri" w:eastAsia="Calibri" w:hAnsi="Calibri"/>
+          <w:color w:val="4E5A66"/>
+          <w:sz w:val="19"/>
+          <w:szCs w:val="19"/>
+        </w:rPr>
+        <w:t xml:space="preserve">Australian Curriculum, Assessment and Reporting Authority (ACARA). (2022). </w:t>
+      </w:r>
+      <w:r>
+        <w:rPr>
+          <w:rFonts w:ascii="Calibri" w:cs="Calibri" w:eastAsia="Calibri" w:hAnsi="Calibri"/>
+          <w:i/>
+          <w:iCs/>
+          <w:color w:val="4E5A66"/>
+          <w:sz w:val="19"/>
+          <w:szCs w:val="19"/>
+        </w:rPr>
+        <w:t xml:space="preserve">Australian Curriculum: Health and Physical Education, Version 9.0</w:t>
+      </w:r>
+      <w:r>
+        <w:rPr>
+          <w:rFonts w:ascii="Calibri" w:cs="Calibri" w:eastAsia="Calibri" w:hAnsi="Calibri"/>
+          <w:color w:val="4E5A66"/>
+          <w:sz w:val="19"/>
+          <w:szCs w:val="19"/>
+        </w:rPr>
+        <w:t xml:space="preserve">, and the general capabilities. australiancurriculum.edu.au</w:t>
+      </w:r>
+    </w:p>
+    <w:p>
+      <w:pPr>
+        <w:spacing w:after="60" w:line="252"/>
+        <w:ind w:left="420"/>
+      </w:pPr>
+      <w:r>
+        <w:rPr>
+          <w:rFonts w:ascii="Calibri" w:cs="Calibri" w:eastAsia="Calibri" w:hAnsi="Calibri"/>
+          <w:i/>
+          <w:iCs/>
+          <w:color w:val="7E8892"/>
+          <w:sz w:val="17"/>
+          <w:szCs w:val="17"/>
+        </w:rPr>
+        <w:t xml:space="preserve">The HPE content descriptions and capabilities in the curriculum line; codes checked October 2026.</w:t>
+      </w:r>
+    </w:p>
+    <w:p>
+      <w:pPr>
+        <w:spacing w:after="20" w:before="100" w:line="264"/>
+        <w:ind w:left="420" w:hanging="420"/>
+      </w:pPr>
+      <w:r>
+        <w:rPr>
+          <w:rFonts w:ascii="Calibri" w:cs="Calibri" w:eastAsia="Calibri" w:hAnsi="Calibri"/>
+          <w:b/>
+          <w:bCs/>
+          <w:color w:val="17222E"/>
+          <w:sz w:val="19"/>
+          <w:szCs w:val="19"/>
+        </w:rPr>
+        <w:t xml:space="preserve">27.  </w:t>
+      </w:r>
+      <w:r>
+        <w:rPr>
+          <w:rFonts w:ascii="Calibri" w:cs="Calibri" w:eastAsia="Calibri" w:hAnsi="Calibri"/>
+          <w:color w:val="4E5A66"/>
+          <w:sz w:val="19"/>
+          <w:szCs w:val="19"/>
+        </w:rPr>
+        <w:t xml:space="preserve">Australian Government Department of Education. (2018). </w:t>
+      </w:r>
+      <w:r>
+        <w:rPr>
+          <w:rFonts w:ascii="Calibri" w:cs="Calibri" w:eastAsia="Calibri" w:hAnsi="Calibri"/>
+          <w:i/>
+          <w:iCs/>
+          <w:color w:val="4E5A66"/>
+          <w:sz w:val="19"/>
+          <w:szCs w:val="19"/>
+        </w:rPr>
+        <w:t xml:space="preserve">The Australian Student Wellbeing Framework.</w:t>
+      </w:r>
+      <w:r>
+        <w:rPr>
+          <w:rFonts w:ascii="Calibri" w:cs="Calibri" w:eastAsia="Calibri" w:hAnsi="Calibri"/>
+          <w:color w:val="4E5A66"/>
+          <w:sz w:val="19"/>
+          <w:szCs w:val="19"/>
+        </w:rPr>
+        <w:t xml:space="preserve"> Education Services Australia. studentwellbeinghub.edu.au</w:t>
+      </w:r>
+    </w:p>
+    <w:p>
+      <w:pPr>
+        <w:spacing w:after="60" w:line="252"/>
+        <w:ind w:left="420"/>
+      </w:pPr>
+      <w:r>
+        <w:rPr>
+          <w:rFonts w:ascii="Calibri" w:cs="Calibri" w:eastAsia="Calibri" w:hAnsi="Calibri"/>
+          <w:i/>
+          <w:iCs/>
+          <w:color w:val="7E8892"/>
+          <w:sz w:val="17"/>
+          <w:szCs w:val="17"/>
+        </w:rPr>
+        <w:t xml:space="preserve">The five elements and effective practices Groundwork is mapped against.</w:t>
+      </w:r>
+    </w:p>
+    <w:p>
+      <w:pPr>
         <w:pBdr>
           <w:bottom w:val="single" w:color="DCDCD4" w:sz="6"/>
         </w:pBdr>
@@ -8672,7 +8988,7 @@
           <w:sz w:val="18"/>
           <w:szCs w:val="18"/>
         </w:rPr>
-        <w:t xml:space="preserve">Internal marketing guide. Product facts are drawn from the Groundwork repository — docs/frameworks.md, src/lib/missions.ts, src/lib/program.ts, src/lib/standard.ts and src/lib/spine.ts — and reflect the build as at October 2026. Re-check the claim ladder in section 7 whenever the product changes.</w:t>
+        <w:t xml:space="preserve">Internal marketing guide. Product facts are drawn from the Groundwork repository — docs/frameworks.md, docs/curriculum-alignment.md, src/lib/missions.ts, src/lib/program.ts, src/lib/standard.ts and src/lib/spine.ts — and reflect the build as at October 2026. Re-check the claim ladder in section 7 whenever the product changes.</w:t>
       </w:r>
     </w:p>
     <w:p>

--- a/docs/marketing/Groundwork-Marketing-Guide.docx
+++ b/docs/marketing/Groundwork-Marketing-Guide.docx
@@ -6621,7 +6621,7 @@
           <w:sz w:val="20"/>
           <w:szCs w:val="20"/>
         </w:rPr>
-        <w:t xml:space="preserve">Answer this one precisely and without spin, because getting it wrong is a safeguarding problem. Journals are private — no teacher or parent view exists. The app therefore does not and cannot function as a disclosure channel, and it says so: it states plainly that it isn't a therapy app; a “Need to talk?” button on every screen lists free services, including Kids Helpline (1800 55 1800 in Australia); and if something a student writes sounds like they may be at risk, the app shows those services in place of its usual follow-up questions. That check is not saved, flagged or seen by anyone, so it is not a referral: it puts help in front of the student, not in front of an adult. In the same way, if several of a student's recent entries are very hard on themselves, the app suggests a different move — talking to someone, or ten minutes doing something else — again without saving or flagging anything. The risk check runs on every reflection a student saves; the hard-on-yourself check runs on mission steps, weekly reflections, Your Next Chapter and the paragraph in My story. Both match a list of English phrases, including some common online slang. Until they're co-designed with young people they'll still miss a lot, and every other language. Never describe them as monitoring.</w:t>
+        <w:t xml:space="preserve">Answer this one precisely and without spin, because getting it wrong is a safeguarding problem. Journals are private — no teacher or parent view exists. The app therefore does not and cannot function as a disclosure channel, and it says so: it states plainly that it isn't a therapy app; a “Need to talk?” button on every screen lists free services, including Kids Helpline (1800 55 1800 in Australia); and if something a student writes sounds like they may be at risk, the app shows those services in place of its usual follow-up questions. That check is not saved, flagged or seen by anyone, so it is not a referral: it puts help in front of the student, not in front of an adult. In the same way, if several of a student's recent entries are very hard on themselves, the app suggests a different move — talking to someone, or ten minutes doing something else — again without saving or flagging anything. The risk check runs on everything a student writes about themselves: every reflection, goal, practice check-in, weekly list, small step and the Character Code; the hard-on-yourself check runs on mission steps, weekly reflections, Your Next Chapter and the paragraph in My story. Both match a list of English phrases, including some common online slang. Until they're co-designed with young people they'll still miss a lot, and every other language. Never describe them as monitoring.</w:t>
       </w:r>
     </w:p>
     <w:p>
